--- a/Exercicios1ao10_Enunciados.docx
+++ b/Exercicios1ao10_Enunciados.docx
@@ -1,6 +1,6 @@
 
 <file path=word/document.xml><?xml version="1.0" encoding="utf-8"?>
-<w:document xmlns:wpc="http://schemas.microsoft.com/office/word/2010/wordprocessingCanvas" xmlns:cx="http://schemas.microsoft.com/office/drawing/2014/chartex" xmlns:cx1="http://schemas.microsoft.com/office/drawing/2015/9/8/chartex" xmlns:cx2="http://schemas.microsoft.com/office/drawing/2015/10/21/chartex" xmlns:cx3="http://schemas.microsoft.com/office/drawing/2016/5/9/chartex" xmlns:cx4="http://schemas.microsoft.com/office/drawing/2016/5/10/chartex" xmlns:cx5="http://schemas.microsoft.com/office/drawing/2016/5/11/chartex" xmlns:cx6="http://schemas.microsoft.com/office/drawing/2016/5/12/chartex" xmlns:cx7="http://schemas.microsoft.com/office/drawing/2016/5/13/chartex" xmlns:cx8="http://schemas.microsoft.com/office/drawing/2016/5/14/chartex" xmlns:mc="http://schemas.openxmlformats.org/markup-compatibility/2006" xmlns:aink="http://schemas.microsoft.com/office/drawing/2016/ink" xmlns:am3d="http://schemas.microsoft.com/office/drawing/2017/model3d" xmlns:o="urn:schemas-microsoft-com:office:office" xmlns:oel="http://schemas.microsoft.com/office/2019/extlst" xmlns:r="http://schemas.openxmlformats.org/officeDocument/2006/relationships" xmlns:m="http://schemas.openxmlformats.org/officeDocument/2006/math" xmlns:v="urn:schemas-microsoft-com:vml" xmlns:wp14="http://schemas.microsoft.com/office/word/2010/wordprocessingDrawing" xmlns:wp="http://schemas.openxmlformats.org/drawingml/2006/wordprocessingDrawing" xmlns:w10="urn:schemas-microsoft-com:office:word" xmlns:w="http://schemas.openxmlformats.org/wordprocessingml/2006/main" xmlns:w14="http://schemas.microsoft.com/office/word/2010/wordml" xmlns:w15="http://schemas.microsoft.com/office/word/2012/wordml" xmlns:w16cex="http://schemas.microsoft.com/office/word/2018/wordml/cex" xmlns:w16cid="http://schemas.microsoft.com/office/word/2016/wordml/cid" xmlns:w16="http://schemas.microsoft.com/office/word/2018/wordml" xmlns:w16du="http://schemas.microsoft.com/office/word/2023/wordml/word16du" xmlns:w16sdtdh="http://schemas.microsoft.com/office/word/2020/wordml/sdtdatahash" xmlns:w16sdtfl="http://schemas.microsoft.com/office/word/2024/wordml/sdtformatlock" xmlns:w16se="http://schemas.microsoft.com/office/word/2015/wordml/symex" xmlns:wpg="http://schemas.microsoft.com/office/word/2010/wordprocessingGroup" xmlns:wpi="http://schemas.microsoft.com/office/word/2010/wordprocessingInk" xmlns:wne="http://schemas.microsoft.com/office/word/2006/wordml" xmlns:wps="http://schemas.microsoft.com/office/word/2010/wordprocessingShape" mc:Ignorable="w14 w15 w16se w16cid w16 w16cex w16sdtdh w16sdtfl w16du wp14">
+<w:document xmlns:wpc="http://schemas.microsoft.com/office/word/2010/wordprocessingCanvas" xmlns:cx="http://schemas.microsoft.com/office/drawing/2014/chartex" xmlns:cx1="http://schemas.microsoft.com/office/drawing/2015/9/8/chartex" xmlns:cx2="http://schemas.microsoft.com/office/drawing/2015/10/21/chartex" xmlns:cx3="http://schemas.microsoft.com/office/drawing/2016/5/9/chartex" xmlns:cx4="http://schemas.microsoft.com/office/drawing/2016/5/10/chartex" xmlns:cx5="http://schemas.microsoft.com/office/drawing/2016/5/11/chartex" xmlns:cx6="http://schemas.microsoft.com/office/drawing/2016/5/12/chartex" xmlns:cx7="http://schemas.microsoft.com/office/drawing/2016/5/13/chartex" xmlns:cx8="http://schemas.microsoft.com/office/drawing/2016/5/14/chartex" xmlns:mc="http://schemas.openxmlformats.org/markup-compatibility/2006" xmlns:aink="http://schemas.microsoft.com/office/drawing/2016/ink" xmlns:am3d="http://schemas.microsoft.com/office/drawing/2017/model3d" xmlns:o="urn:schemas-microsoft-com:office:office" xmlns:r="http://schemas.openxmlformats.org/officeDocument/2006/relationships" xmlns:m="http://schemas.openxmlformats.org/officeDocument/2006/math" xmlns:v="urn:schemas-microsoft-com:vml" xmlns:wp14="http://schemas.microsoft.com/office/word/2010/wordprocessingDrawing" xmlns:wp="http://schemas.openxmlformats.org/drawingml/2006/wordprocessingDrawing" xmlns:w10="urn:schemas-microsoft-com:office:word" xmlns:w="http://schemas.openxmlformats.org/wordprocessingml/2006/main" xmlns:w14="http://schemas.microsoft.com/office/word/2010/wordml" xmlns:w15="http://schemas.microsoft.com/office/word/2012/wordml" xmlns:w16cid="http://schemas.microsoft.com/office/word/2016/wordml/cid" xmlns:w16se="http://schemas.microsoft.com/office/word/2015/wordml/symex" xmlns:wpg="http://schemas.microsoft.com/office/word/2010/wordprocessingGroup" xmlns:wpi="http://schemas.microsoft.com/office/word/2010/wordprocessingInk" xmlns:wne="http://schemas.microsoft.com/office/word/2006/wordml" xmlns:wps="http://schemas.microsoft.com/office/word/2010/wordprocessingShape" mc:Ignorable="w14 w15 w16se w16cid wp14">
   <w:body>
     <w:p>
       <w:pPr>
@@ -110,7 +110,14 @@
           <w:sz w:val="22"/>
           <w:szCs w:val="22"/>
         </w:rPr>
-        <w:t>) e exibir no navegador o resultado do cálculo do quadrado e do cubo desse número. Utilize a fórmula: quadrado = número × número e cubo = quadrado × número. O componente deve ser funcional e escrito em JSX.</w:t>
+        <w:t>) e exibir no navegador o resultado</w:t>
+      </w:r>
+      <w:r>
+        <w:rPr>
+          <w:sz w:val="22"/>
+          <w:szCs w:val="22"/>
+        </w:rPr>
+        <w:t xml:space="preserve"> do cálculo do quadrado e do cubo desse número. Utilize a fórmula: quadrado = número × número e cubo = quadrado × número. O componente deve ser funcional e escrito em JSX.</w:t>
       </w:r>
     </w:p>
     <w:p>
@@ -160,15 +167,18 @@
         <w:spacing w:after="100"/>
       </w:pPr>
       <w:r>
-        <w:t xml:space="preserve">Entrada: </w:t>
+        <w:t>Entrada: numero</w:t>
       </w:r>
       <w:proofErr w:type="gramStart"/>
       <w:r>
-        <w:t>numero={</w:t>
+        <w:t>={</w:t>
       </w:r>
       <w:proofErr w:type="gramEnd"/>
       <w:r>
-        <w:t>12} → Saída: "O quadrado do 12 é 144, e o cubo é 1728."</w:t>
+        <w:t>12} → Saída: "O</w:t>
+      </w:r>
+      <w:r>
+        <w:t xml:space="preserve"> quadrado do 12 é 144, e o cubo é 1728."</w:t>
       </w:r>
     </w:p>
     <w:p>
@@ -208,12 +218,6 @@
         <w:gridCol w:w="5522"/>
       </w:tblGrid>
       <w:tr>
-        <w:tblPrEx>
-          <w:tblCellMar>
-            <w:top w:w="0" w:type="dxa"/>
-            <w:bottom w:w="0" w:type="dxa"/>
-          </w:tblCellMar>
-        </w:tblPrEx>
         <w:trPr>
           <w:tblHeader/>
         </w:trPr>
@@ -273,22 +277,14 @@
         </w:tc>
       </w:tr>
       <w:tr>
-        <w:tblPrEx>
-          <w:tblCellMar>
-            <w:top w:w="0" w:type="dxa"/>
-            <w:bottom w:w="0" w:type="dxa"/>
-          </w:tblCellMar>
-        </w:tblPrEx>
-        <w:tc>
-          <w:tcPr>
-            <w:tcW w:w="0" w:type="auto"/>
-          </w:tcPr>
-          <w:p>
-            <w:proofErr w:type="gramStart"/>
+        <w:tc>
+          <w:tcPr>
+            <w:tcW w:w="0" w:type="auto"/>
+          </w:tcPr>
+          <w:p>
             <w:r>
               <w:t>numero</w:t>
             </w:r>
-            <w:proofErr w:type="gramEnd"/>
           </w:p>
         </w:tc>
         <w:tc>
@@ -356,7 +352,14 @@
           <w:sz w:val="22"/>
           <w:szCs w:val="22"/>
         </w:rPr>
-        <w:t>Crie um componente chamado Exercicio2 que deverá calcular o Índice de Massa Corporal (IMC) de uma pessoa. O componente deverá receber como parâmetros o peso (em kg) e a altura (em metros). Utilize a fórmula: IMC = peso / (altura × altura). Exiba o resultado no navegador com duas casas decimais.</w:t>
+        <w:t xml:space="preserve">Crie um componente chamado Exercicio2 que deverá calcular o </w:t>
+      </w:r>
+      <w:r>
+        <w:rPr>
+          <w:sz w:val="22"/>
+          <w:szCs w:val="22"/>
+        </w:rPr>
+        <w:t>Índice de Massa Corporal (IMC) de uma pessoa. O componente deverá receber como parâmetros o peso (em kg) e a altura (em metros). Utilize a fórmula: IMC = peso / (altura × altura). Exiba o resultado no navegador com duas casas decimais.</w:t>
       </w:r>
     </w:p>
     <w:p>
@@ -384,7 +387,16 @@
           <w:sz w:val="22"/>
           <w:szCs w:val="22"/>
         </w:rPr>
-        <w:t>IMC = peso / (altura × altura)</w:t>
+        <w:t xml:space="preserve">IMC = peso </w:t>
+      </w:r>
+      <w:r>
+        <w:rPr>
+          <w:i/>
+          <w:iCs/>
+          <w:sz w:val="22"/>
+          <w:szCs w:val="22"/>
+        </w:rPr>
+        <w:t>/ (altura × altura)</w:t>
       </w:r>
     </w:p>
     <w:p>
@@ -414,15 +426,7 @@
       </w:r>
       <w:proofErr w:type="gramEnd"/>
       <w:r>
-        <w:t>53.5} altura</w:t>
-      </w:r>
-      <w:proofErr w:type="gramStart"/>
-      <w:r>
-        <w:t>={</w:t>
-      </w:r>
-      <w:proofErr w:type="gramEnd"/>
-      <w:r>
-        <w:t xml:space="preserve">1.58} → Saída: "O IMC para uma pessoa de 53.5 kg e altura 1.58 </w:t>
+        <w:t xml:space="preserve">53.5} altura={1.58} → Saída: "O IMC para uma pessoa de 53.5 kg e altura 1.58 </w:t>
       </w:r>
       <w:proofErr w:type="spellStart"/>
       <w:r>
@@ -470,12 +474,6 @@
         <w:gridCol w:w="5871"/>
       </w:tblGrid>
       <w:tr>
-        <w:tblPrEx>
-          <w:tblCellMar>
-            <w:top w:w="0" w:type="dxa"/>
-            <w:bottom w:w="0" w:type="dxa"/>
-          </w:tblCellMar>
-        </w:tblPrEx>
         <w:trPr>
           <w:tblHeader/>
         </w:trPr>
@@ -535,12 +533,6 @@
         </w:tc>
       </w:tr>
       <w:tr>
-        <w:tblPrEx>
-          <w:tblCellMar>
-            <w:top w:w="0" w:type="dxa"/>
-            <w:bottom w:w="0" w:type="dxa"/>
-          </w:tblCellMar>
-        </w:tblPrEx>
         <w:tc>
           <w:tcPr>
             <w:tcW w:w="0" w:type="auto"/>
@@ -575,12 +567,6 @@
         </w:tc>
       </w:tr>
       <w:tr>
-        <w:tblPrEx>
-          <w:tblCellMar>
-            <w:top w:w="0" w:type="dxa"/>
-            <w:bottom w:w="0" w:type="dxa"/>
-          </w:tblCellMar>
-        </w:tblPrEx>
         <w:tc>
           <w:tcPr>
             <w:tcW w:w="0" w:type="auto"/>
@@ -609,7 +595,10 @@
           </w:tcPr>
           <w:p>
             <w:r>
-              <w:t>Altura da pessoa em metros (m)</w:t>
+              <w:t xml:space="preserve">Altura da </w:t>
+            </w:r>
+            <w:r>
+              <w:t>pessoa em metros (m)</w:t>
             </w:r>
           </w:p>
         </w:tc>
@@ -656,7 +645,14 @@
           <w:sz w:val="22"/>
           <w:szCs w:val="22"/>
         </w:rPr>
-        <w:t xml:space="preserve">Crie um componente chamado Exercicio3 que deverá receber duas notas de um aluno como parâmetros e calcular a média aritmética entre elas. O componente deverá exibir o valor da média e informar se o aluno </w:t>
+        <w:t>Crie um componente chamado Exercicio3 que deverá receber duas notas de um aluno como parâmetros e calcular a média aritmética entre elas. O componente deverá exibir o valo</w:t>
+      </w:r>
+      <w:r>
+        <w:rPr>
+          <w:sz w:val="22"/>
+          <w:szCs w:val="22"/>
+        </w:rPr>
+        <w:t xml:space="preserve">r da média e informar se o aluno </w:t>
       </w:r>
       <w:proofErr w:type="gramStart"/>
       <w:r>
@@ -672,23 +668,7 @@
           <w:sz w:val="22"/>
           <w:szCs w:val="22"/>
         </w:rPr>
-        <w:t xml:space="preserve"> (média ≥ 6) </w:t>
-      </w:r>
-      <w:proofErr w:type="gramStart"/>
-      <w:r>
-        <w:rPr>
-          <w:sz w:val="22"/>
-          <w:szCs w:val="22"/>
-        </w:rPr>
-        <w:t>ou Reprovado</w:t>
-      </w:r>
-      <w:proofErr w:type="gramEnd"/>
-      <w:r>
-        <w:rPr>
-          <w:sz w:val="22"/>
-          <w:szCs w:val="22"/>
-        </w:rPr>
-        <w:t xml:space="preserve"> (média &lt; 6).</w:t>
+        <w:t xml:space="preserve"> (média ≥ 6) ou Reprovado (média &lt; 6).</w:t>
       </w:r>
     </w:p>
     <w:p>
@@ -746,15 +726,7 @@
       </w:r>
       <w:proofErr w:type="gramEnd"/>
       <w:r>
-        <w:t>8} nota2</w:t>
-      </w:r>
-      <w:proofErr w:type="gramStart"/>
-      <w:r>
-        <w:t>={</w:t>
-      </w:r>
-      <w:proofErr w:type="gramEnd"/>
-      <w:r>
-        <w:t>6} → Saída: "A média das notas 8 e 6 é 7. Aluno Aprovado."</w:t>
+        <w:t>8} nota2={6} → Saída: "A média das notas 8 e 6 é 7. Aluno Aprovado."</w:t>
       </w:r>
     </w:p>
     <w:p>
@@ -768,7 +740,16 @@
           <w:sz w:val="22"/>
           <w:szCs w:val="22"/>
         </w:rPr>
-        <w:t>Parâmetros:</w:t>
+        <w:t>Parâmet</w:t>
+      </w:r>
+      <w:r>
+        <w:rPr>
+          <w:b/>
+          <w:bCs/>
+          <w:sz w:val="22"/>
+          <w:szCs w:val="22"/>
+        </w:rPr>
+        <w:t>ros:</w:t>
       </w:r>
     </w:p>
     <w:tbl>
@@ -794,12 +775,6 @@
         <w:gridCol w:w="5551"/>
       </w:tblGrid>
       <w:tr>
-        <w:tblPrEx>
-          <w:tblCellMar>
-            <w:top w:w="0" w:type="dxa"/>
-            <w:bottom w:w="0" w:type="dxa"/>
-          </w:tblCellMar>
-        </w:tblPrEx>
         <w:trPr>
           <w:tblHeader/>
         </w:trPr>
@@ -859,12 +834,6 @@
         </w:tc>
       </w:tr>
       <w:tr>
-        <w:tblPrEx>
-          <w:tblCellMar>
-            <w:top w:w="0" w:type="dxa"/>
-            <w:bottom w:w="0" w:type="dxa"/>
-          </w:tblCellMar>
-        </w:tblPrEx>
         <w:tc>
           <w:tcPr>
             <w:tcW w:w="0" w:type="auto"/>
@@ -899,12 +868,6 @@
         </w:tc>
       </w:tr>
       <w:tr>
-        <w:tblPrEx>
-          <w:tblCellMar>
-            <w:top w:w="0" w:type="dxa"/>
-            <w:bottom w:w="0" w:type="dxa"/>
-          </w:tblCellMar>
-        </w:tblPrEx>
         <w:tc>
           <w:tcPr>
             <w:tcW w:w="0" w:type="auto"/>
@@ -981,7 +944,14 @@
           <w:sz w:val="22"/>
           <w:szCs w:val="22"/>
         </w:rPr>
-        <w:t>Crie um componente chamado Exercicio4 que deverá receber três parâmetros: tipo (</w:t>
+        <w:t xml:space="preserve">Crie um componente chamado Exercicio4 que deverá receber três </w:t>
+      </w:r>
+      <w:r>
+        <w:rPr>
+          <w:sz w:val="22"/>
+          <w:szCs w:val="22"/>
+        </w:rPr>
+        <w:t>parâmetros: tipo (</w:t>
       </w:r>
       <w:proofErr w:type="spellStart"/>
       <w:r>
@@ -1045,7 +1015,14 @@
           <w:sz w:val="22"/>
           <w:szCs w:val="22"/>
         </w:rPr>
-        <w:t>', calcular a área do retângulo usando a fórmula Área = base × altura.</w:t>
+        <w:t>', calcular a área do retângu</w:t>
+      </w:r>
+      <w:r>
+        <w:rPr>
+          <w:sz w:val="22"/>
+          <w:szCs w:val="22"/>
+        </w:rPr>
+        <w:t>lo usando a fórmula Área = base × altura.</w:t>
       </w:r>
     </w:p>
     <w:p>
@@ -1103,15 +1080,7 @@
       </w:r>
       <w:proofErr w:type="gramEnd"/>
       <w:r>
-        <w:t>10} altura</w:t>
-      </w:r>
-      <w:proofErr w:type="gramStart"/>
-      <w:r>
-        <w:t>={</w:t>
-      </w:r>
-      <w:proofErr w:type="gramEnd"/>
-      <w:r>
-        <w:t>5} → Saída: "A área do triangulo com base 10 e altura 5 é 25."</w:t>
+        <w:t>10} altura={5} → Saída: "A área do triangulo com base 10 e altura 5 é 25."</w:t>
       </w:r>
     </w:p>
     <w:p>
@@ -1125,7 +1094,16 @@
           <w:sz w:val="22"/>
           <w:szCs w:val="22"/>
         </w:rPr>
-        <w:t>Parâmetros:</w:t>
+        <w:t>Parâme</w:t>
+      </w:r>
+      <w:r>
+        <w:rPr>
+          <w:b/>
+          <w:bCs/>
+          <w:sz w:val="22"/>
+          <w:szCs w:val="22"/>
+        </w:rPr>
+        <w:t>tros:</w:t>
       </w:r>
     </w:p>
     <w:tbl>
@@ -1151,12 +1129,6 @@
         <w:gridCol w:w="6185"/>
       </w:tblGrid>
       <w:tr>
-        <w:tblPrEx>
-          <w:tblCellMar>
-            <w:top w:w="0" w:type="dxa"/>
-            <w:bottom w:w="0" w:type="dxa"/>
-          </w:tblCellMar>
-        </w:tblPrEx>
         <w:trPr>
           <w:tblHeader/>
         </w:trPr>
@@ -1216,12 +1188,6 @@
         </w:tc>
       </w:tr>
       <w:tr>
-        <w:tblPrEx>
-          <w:tblCellMar>
-            <w:top w:w="0" w:type="dxa"/>
-            <w:bottom w:w="0" w:type="dxa"/>
-          </w:tblCellMar>
-        </w:tblPrEx>
         <w:tc>
           <w:tcPr>
             <w:tcW w:w="0" w:type="auto"/>
@@ -1264,12 +1230,6 @@
         </w:tc>
       </w:tr>
       <w:tr>
-        <w:tblPrEx>
-          <w:tblCellMar>
-            <w:top w:w="0" w:type="dxa"/>
-            <w:bottom w:w="0" w:type="dxa"/>
-          </w:tblCellMar>
-        </w:tblPrEx>
         <w:tc>
           <w:tcPr>
             <w:tcW w:w="0" w:type="auto"/>
@@ -1304,12 +1264,6 @@
         </w:tc>
       </w:tr>
       <w:tr>
-        <w:tblPrEx>
-          <w:tblCellMar>
-            <w:top w:w="0" w:type="dxa"/>
-            <w:bottom w:w="0" w:type="dxa"/>
-          </w:tblCellMar>
-        </w:tblPrEx>
         <w:tc>
           <w:tcPr>
             <w:tcW w:w="0" w:type="auto"/>
@@ -1385,7 +1339,21 @@
           <w:sz w:val="22"/>
           <w:szCs w:val="22"/>
         </w:rPr>
-        <w:t>Crie um componente chamado Exercicio5 que deverá calcular o salário de um médico com base na quantidade de consultas realizadas no mês. O componente deverá receber como parâmetro a quantidade de consultas. O salário bruto é calculado multiplicando a quantidade de consultas por R$ 150,00 (valor de cada consulta). O desconto do INSS é de 8% sobre o salário bruto. O salário líquido é o salário bruto menos o valor do INSS. Exiba todos os valores calculados formatados com duas casas decimais.</w:t>
+        <w:t xml:space="preserve">Crie um componente chamado Exercicio5 que </w:t>
+      </w:r>
+      <w:r>
+        <w:rPr>
+          <w:sz w:val="22"/>
+          <w:szCs w:val="22"/>
+        </w:rPr>
+        <w:t xml:space="preserve">deverá calcular o salário de um médico com base na quantidade de consultas realizadas no mês. O componente deverá receber como parâmetro a quantidade de consultas. O salário bruto é calculado multiplicando a quantidade de consultas por R$ 150,00 (valor de </w:t>
+      </w:r>
+      <w:r>
+        <w:rPr>
+          <w:sz w:val="22"/>
+          <w:szCs w:val="22"/>
+        </w:rPr>
+        <w:t>cada consulta). O desconto do INSS é de 8% sobre o salário bruto. O salário líquido é o salário bruto menos o valor do INSS. Exiba todos os valores calculados formatados com duas casas decimais.</w:t>
       </w:r>
     </w:p>
     <w:p>
@@ -1413,7 +1381,16 @@
           <w:sz w:val="22"/>
           <w:szCs w:val="22"/>
         </w:rPr>
-        <w:t>Salário Bruto = consultas × 150. INSS = Salário Bruto × 8%. Salário Líquido = Salário Bruto - INSS.</w:t>
+        <w:t>Salário Bruto = consultas × 150. INSS = Salário Brut</w:t>
+      </w:r>
+      <w:r>
+        <w:rPr>
+          <w:i/>
+          <w:iCs/>
+          <w:sz w:val="22"/>
+          <w:szCs w:val="22"/>
+        </w:rPr>
+        <w:t>o × 8%. Salário Líquido = Salário Bruto - INSS.</w:t>
       </w:r>
     </w:p>
     <w:p>
@@ -1483,12 +1460,6 @@
         <w:gridCol w:w="6191"/>
       </w:tblGrid>
       <w:tr>
-        <w:tblPrEx>
-          <w:tblCellMar>
-            <w:top w:w="0" w:type="dxa"/>
-            <w:bottom w:w="0" w:type="dxa"/>
-          </w:tblCellMar>
-        </w:tblPrEx>
         <w:trPr>
           <w:tblHeader/>
         </w:trPr>
@@ -1548,12 +1519,6 @@
         </w:tc>
       </w:tr>
       <w:tr>
-        <w:tblPrEx>
-          <w:tblCellMar>
-            <w:top w:w="0" w:type="dxa"/>
-            <w:bottom w:w="0" w:type="dxa"/>
-          </w:tblCellMar>
-        </w:tblPrEx>
         <w:tc>
           <w:tcPr>
             <w:tcW w:w="0" w:type="auto"/>
@@ -1629,7 +1594,14 @@
           <w:sz w:val="22"/>
           <w:szCs w:val="22"/>
         </w:rPr>
-        <w:t>Crie um componente chamado Exercicio6 que deverá calcular o montante final de um investimento considerando juros simples e juros compostos. O componente deverá receber três parâmetros: capital (valor inicial em R$), taxa de juros (em porcentagem) e tempo (em meses). Para juros simples, utilize a fórmula: M = C × (1 + (i/100) × t). Para juros compostos, utilize a fórmula: M = C × (1 + i/</w:t>
+        <w:t xml:space="preserve">Crie um componente chamado Exercicio6 que deverá calcular o montante final de um investimento considerando juros simples e juros compostos. O </w:t>
+      </w:r>
+      <w:r>
+        <w:rPr>
+          <w:sz w:val="22"/>
+          <w:szCs w:val="22"/>
+        </w:rPr>
+        <w:t>componente deverá receber três parâmetros: capital (valor inicial em R$), taxa de juros (em porcentagem) e tempo (em meses). Para juros simples, utilize a fórmula: M = C × (1 + (i/100) × t). Para juros compostos, utilize a fórmula: M = C × (1 + i/</w:t>
       </w:r>
       <w:proofErr w:type="gramStart"/>
       <w:r>
@@ -1645,7 +1617,14 @@
           <w:sz w:val="22"/>
           <w:szCs w:val="22"/>
         </w:rPr>
-        <w:t>t. Exiba o capital inicial e os montantes calculados para ambos os regimes de juros.</w:t>
+        <w:t>t. E</w:t>
+      </w:r>
+      <w:r>
+        <w:rPr>
+          <w:sz w:val="22"/>
+          <w:szCs w:val="22"/>
+        </w:rPr>
+        <w:t>xiba o capital inicial e os montantes calculados para ambos os regimes de juros.</w:t>
       </w:r>
     </w:p>
     <w:p>
@@ -1724,23 +1703,10 @@
       </w:r>
       <w:proofErr w:type="gramEnd"/>
       <w:r>
-        <w:t>1000} taxa</w:t>
-      </w:r>
-      <w:proofErr w:type="gramStart"/>
-      <w:r>
-        <w:t>={</w:t>
-      </w:r>
-      <w:proofErr w:type="gramEnd"/>
-      <w:r>
-        <w:t>5} tempo</w:t>
-      </w:r>
-      <w:proofErr w:type="gramStart"/>
-      <w:r>
-        <w:t>={</w:t>
-      </w:r>
-      <w:proofErr w:type="gramEnd"/>
-      <w:r>
-        <w:t>6} → Saída: "Montante (Juros Simples) = R$ 1300.00. Montante (Juros Compostos) = R$ 1340.10."</w:t>
+        <w:t xml:space="preserve">1000} taxa={5} tempo={6} → Saída: "Montante </w:t>
+      </w:r>
+      <w:r>
+        <w:t>(Juros Simples) = R$ 1300.00. Montante (Juros Compostos) = R$ 1340.10."</w:t>
       </w:r>
     </w:p>
     <w:p>
@@ -1780,12 +1746,6 @@
         <w:gridCol w:w="5799"/>
       </w:tblGrid>
       <w:tr>
-        <w:tblPrEx>
-          <w:tblCellMar>
-            <w:top w:w="0" w:type="dxa"/>
-            <w:bottom w:w="0" w:type="dxa"/>
-          </w:tblCellMar>
-        </w:tblPrEx>
         <w:trPr>
           <w:tblHeader/>
         </w:trPr>
@@ -1845,12 +1805,6 @@
         </w:tc>
       </w:tr>
       <w:tr>
-        <w:tblPrEx>
-          <w:tblCellMar>
-            <w:top w:w="0" w:type="dxa"/>
-            <w:bottom w:w="0" w:type="dxa"/>
-          </w:tblCellMar>
-        </w:tblPrEx>
         <w:tc>
           <w:tcPr>
             <w:tcW w:w="0" w:type="auto"/>
@@ -1885,12 +1839,6 @@
         </w:tc>
       </w:tr>
       <w:tr>
-        <w:tblPrEx>
-          <w:tblCellMar>
-            <w:top w:w="0" w:type="dxa"/>
-            <w:bottom w:w="0" w:type="dxa"/>
-          </w:tblCellMar>
-        </w:tblPrEx>
         <w:tc>
           <w:tcPr>
             <w:tcW w:w="0" w:type="auto"/>
@@ -1925,12 +1873,6 @@
         </w:tc>
       </w:tr>
       <w:tr>
-        <w:tblPrEx>
-          <w:tblCellMar>
-            <w:top w:w="0" w:type="dxa"/>
-            <w:bottom w:w="0" w:type="dxa"/>
-          </w:tblCellMar>
-        </w:tblPrEx>
         <w:tc>
           <w:tcPr>
             <w:tcW w:w="0" w:type="auto"/>
@@ -1980,17 +1922,24 @@
           <w:b/>
           <w:bCs/>
         </w:rPr>
-        <w:t>Exercício 7 - Conversão de Temperatura</w:t>
-      </w:r>
-    </w:p>
-    <w:p>
-      <w:pPr>
-        <w:spacing w:before="100"/>
-      </w:pPr>
+        <w:t xml:space="preserve">Exercício 7 - Conversão </w:t>
+      </w:r>
       <w:r>
         <w:rPr>
           <w:b/>
           <w:bCs/>
+        </w:rPr>
+        <w:t>de Temperatura</w:t>
+      </w:r>
+    </w:p>
+    <w:p>
+      <w:pPr>
+        <w:spacing w:before="100"/>
+      </w:pPr>
+      <w:r>
+        <w:rPr>
+          <w:b/>
+          <w:bCs/>
           <w:sz w:val="22"/>
           <w:szCs w:val="22"/>
         </w:rPr>
@@ -2006,7 +1955,14 @@
           <w:sz w:val="22"/>
           <w:szCs w:val="22"/>
         </w:rPr>
-        <w:t>Crie um componente chamado Exercicio7 que deverá receber uma temperatura em graus Celsius como parâmetro e exibir no navegador o valor convertido para Fahrenheit e Kelvin. Utilize as fórmulas: Fahrenheit = (C × 9/5) + 32 e Kelvin = C + 273,15. Exiba os valores com uma casa decimal.</w:t>
+        <w:t xml:space="preserve">Crie um componente chamado Exercicio7 que deverá receber uma temperatura em graus Celsius como parâmetro e exibir no navegador o valor convertido para Fahrenheit e Kelvin. Utilize as fórmulas: Fahrenheit = (C × 9/5) + 32 e Kelvin </w:t>
+      </w:r>
+      <w:r>
+        <w:rPr>
+          <w:sz w:val="22"/>
+          <w:szCs w:val="22"/>
+        </w:rPr>
+        <w:t>= C + 273,15. Exiba os valores com uma casa decimal.</w:t>
       </w:r>
     </w:p>
     <w:p>
@@ -2104,12 +2060,6 @@
         <w:gridCol w:w="5813"/>
       </w:tblGrid>
       <w:tr>
-        <w:tblPrEx>
-          <w:tblCellMar>
-            <w:top w:w="0" w:type="dxa"/>
-            <w:bottom w:w="0" w:type="dxa"/>
-          </w:tblCellMar>
-        </w:tblPrEx>
         <w:trPr>
           <w:tblHeader/>
         </w:trPr>
@@ -2169,12 +2119,6 @@
         </w:tc>
       </w:tr>
       <w:tr>
-        <w:tblPrEx>
-          <w:tblCellMar>
-            <w:top w:w="0" w:type="dxa"/>
-            <w:bottom w:w="0" w:type="dxa"/>
-          </w:tblCellMar>
-        </w:tblPrEx>
         <w:tc>
           <w:tcPr>
             <w:tcW w:w="0" w:type="auto"/>
@@ -2250,7 +2194,14 @@
           <w:sz w:val="22"/>
           <w:szCs w:val="22"/>
         </w:rPr>
-        <w:t xml:space="preserve">Crie um componente chamado Exercicio8 que deverá receber a distância percorrida (em km) e a quantidade de combustível consumida (em litros) como parâmetros. O componente deverá calcular o consumo médio (km/L) utilizando a fórmula: consumo = distância / combustível. Em seguida, classifique o veículo como: Econômico (consumo ≥ 12 km/L), Moderado (8 ≤ consumo &lt; 12) </w:t>
+        <w:t>Crie um componente chamado Exercicio8 que deverá receber a distância percorrida (em km) e a quantidade de combustível consumida (em litros) como parâmetros. O componente deverá calcular o consumo médio (km/L) utilizando a fórmula: consumo = distância / com</w:t>
+      </w:r>
+      <w:r>
+        <w:rPr>
+          <w:sz w:val="22"/>
+          <w:szCs w:val="22"/>
+        </w:rPr>
+        <w:t xml:space="preserve">bustível. Em seguida, classifique o veículo como: Econômico (consumo ≥ 12 km/L), Moderado (8 ≤ consumo &lt; 12) </w:t>
       </w:r>
       <w:proofErr w:type="gramStart"/>
       <w:r>
@@ -2294,7 +2245,16 @@
           <w:sz w:val="22"/>
           <w:szCs w:val="22"/>
         </w:rPr>
-        <w:t>consumo = distância / combustível. Econômico ≥ 12, Moderado ≥ 8, Gastador &lt; 8.</w:t>
+        <w:t>consumo = distância / combustível. Econômico ≥ 12, Mode</w:t>
+      </w:r>
+      <w:r>
+        <w:rPr>
+          <w:i/>
+          <w:iCs/>
+          <w:sz w:val="22"/>
+          <w:szCs w:val="22"/>
+        </w:rPr>
+        <w:t>rado ≥ 8, Gastador &lt; 8.</w:t>
       </w:r>
     </w:p>
     <w:p>
@@ -2316,11 +2276,11 @@
         <w:spacing w:after="100"/>
       </w:pPr>
       <w:r>
-        <w:t xml:space="preserve">Entrada: </w:t>
+        <w:t>Entrada: distancia</w:t>
       </w:r>
       <w:proofErr w:type="gramStart"/>
       <w:r>
-        <w:t>distancia={</w:t>
+        <w:t>={</w:t>
       </w:r>
       <w:proofErr w:type="gramEnd"/>
       <w:r>
@@ -2331,13 +2291,8 @@
         <w:t>combustivel</w:t>
       </w:r>
       <w:proofErr w:type="spellEnd"/>
-      <w:proofErr w:type="gramStart"/>
-      <w:r>
-        <w:t>={</w:t>
-      </w:r>
-      <w:proofErr w:type="gramEnd"/>
-      <w:r>
-        <w:t>20} → Saída: "Percurso de 300 km com 20 litros: consumo de 15.0 km/L. Veículo Econômico."</w:t>
+      <w:r>
+        <w:t>={20} → Saída: "Percurso de 300 km com 20 litros: consumo de 15.0 km/L. Veículo Econômico."</w:t>
       </w:r>
     </w:p>
     <w:p>
@@ -2377,12 +2332,6 @@
         <w:gridCol w:w="6087"/>
       </w:tblGrid>
       <w:tr>
-        <w:tblPrEx>
-          <w:tblCellMar>
-            <w:top w:w="0" w:type="dxa"/>
-            <w:bottom w:w="0" w:type="dxa"/>
-          </w:tblCellMar>
-        </w:tblPrEx>
         <w:trPr>
           <w:tblHeader/>
         </w:trPr>
@@ -2442,22 +2391,14 @@
         </w:tc>
       </w:tr>
       <w:tr>
-        <w:tblPrEx>
-          <w:tblCellMar>
-            <w:top w:w="0" w:type="dxa"/>
-            <w:bottom w:w="0" w:type="dxa"/>
-          </w:tblCellMar>
-        </w:tblPrEx>
-        <w:tc>
-          <w:tcPr>
-            <w:tcW w:w="0" w:type="auto"/>
-          </w:tcPr>
-          <w:p>
-            <w:proofErr w:type="gramStart"/>
+        <w:tc>
+          <w:tcPr>
+            <w:tcW w:w="0" w:type="auto"/>
+          </w:tcPr>
+          <w:p>
             <w:r>
               <w:t>distancia</w:t>
             </w:r>
-            <w:proofErr w:type="gramEnd"/>
           </w:p>
         </w:tc>
         <w:tc>
@@ -2478,18 +2419,15 @@
           </w:tcPr>
           <w:p>
             <w:r>
-              <w:t>Distância percorrida em quilômetros (km)</w:t>
+              <w:t xml:space="preserve">Distância percorrida em </w:t>
+            </w:r>
+            <w:r>
+              <w:t>quilômetros (km)</w:t>
             </w:r>
           </w:p>
         </w:tc>
       </w:tr>
       <w:tr>
-        <w:tblPrEx>
-          <w:tblCellMar>
-            <w:top w:w="0" w:type="dxa"/>
-            <w:bottom w:w="0" w:type="dxa"/>
-          </w:tblCellMar>
-        </w:tblPrEx>
         <w:tc>
           <w:tcPr>
             <w:tcW w:w="0" w:type="auto"/>
@@ -2763,7 +2701,7 @@
           <w:sz w:val="28"/>
           <w:szCs w:val="28"/>
         </w:rPr>
-        <w:t xml:space="preserve">o valor do </w:t>
+        <w:t xml:space="preserve">o valor do salario somado ao valor da </w:t>
       </w:r>
       <w:proofErr w:type="gramStart"/>
       <w:r>
@@ -2772,34 +2710,49 @@
           <w:sz w:val="28"/>
           <w:szCs w:val="28"/>
         </w:rPr>
-        <w:t>salario</w:t>
-      </w:r>
-      <w:proofErr w:type="gramEnd"/>
+        <w:t>comissão.</w:t>
+      </w:r>
       <w:r>
         <w:rPr>
           <w:color w:val="000000"/>
           <w:sz w:val="28"/>
           <w:szCs w:val="28"/>
         </w:rPr>
-        <w:t xml:space="preserve"> somado ao valor da comissão.</w:t>
-      </w:r>
-      <w:r>
-        <w:rPr>
-          <w:color w:val="000000"/>
+        <w:t>.</w:t>
+      </w:r>
+      <w:proofErr w:type="gramEnd"/>
+    </w:p>
+    <w:p>
+      <w:pPr>
+        <w:spacing w:after="200"/>
+        <w:rPr>
           <w:sz w:val="28"/>
           <w:szCs w:val="28"/>
         </w:rPr>
-        <w:t>.</w:t>
-      </w:r>
-    </w:p>
-    <w:p>
-      <w:pPr>
-        <w:spacing w:after="200"/>
-        <w:rPr>
-          <w:sz w:val="28"/>
-          <w:szCs w:val="28"/>
-        </w:rPr>
-      </w:pPr>
+      </w:pPr>
+    </w:p>
+    <w:p>
+      <w:pPr>
+        <w:jc w:val="center"/>
+      </w:pPr>
+    </w:p>
+    <w:p>
+      <w:pPr>
+        <w:rPr>
+          <w:b/>
+          <w:bCs/>
+          <w:color w:val="2E74B5"/>
+          <w:sz w:val="32"/>
+          <w:szCs w:val="32"/>
+        </w:rPr>
+      </w:pPr>
+      <w:r>
+        <w:rPr>
+          <w:b/>
+          <w:bCs/>
+        </w:rPr>
+        <w:br w:type="page"/>
+      </w:r>
     </w:p>
     <w:p>
       <w:pPr>
@@ -2815,514 +2768,222 @@
           <w:b/>
           <w:bCs/>
         </w:rPr>
-        <w:t>Exercício 10 - Classificação de Triângulo</w:t>
+        <w:lastRenderedPageBreak/>
+        <w:t>Exercício 10 - Cálculo de Gratificação por Desempenho</w:t>
       </w:r>
     </w:p>
     <w:p>
       <w:pPr>
         <w:pStyle w:val="NormalWeb"/>
-        <w:rPr>
-          <w:color w:val="000000"/>
-          <w:sz w:val="28"/>
-          <w:szCs w:val="28"/>
-        </w:rPr>
       </w:pPr>
       <w:r>
         <w:rPr>
           <w:rStyle w:val="Forte"/>
-          <w:color w:val="000000"/>
-          <w:sz w:val="28"/>
-          <w:szCs w:val="28"/>
         </w:rPr>
         <w:t>Enunciado:</w:t>
       </w:r>
-      <w:r>
-        <w:rPr>
-          <w:color w:val="000000"/>
-          <w:sz w:val="28"/>
-          <w:szCs w:val="28"/>
-        </w:rPr>
-        <w:br/>
+    </w:p>
+    <w:p>
+      <w:pPr>
+        <w:pStyle w:val="NormalWeb"/>
+      </w:pPr>
+      <w:r>
         <w:t xml:space="preserve">Crie um componente chamado </w:t>
       </w:r>
       <w:r>
         <w:rPr>
           <w:rStyle w:val="Forte"/>
-          <w:color w:val="000000"/>
-          <w:sz w:val="28"/>
-          <w:szCs w:val="28"/>
         </w:rPr>
         <w:t>Exercicio10</w:t>
       </w:r>
       <w:r>
-        <w:rPr>
-          <w:color w:val="000000"/>
-          <w:sz w:val="28"/>
-          <w:szCs w:val="28"/>
-        </w:rPr>
-        <w:t xml:space="preserve"> que deverá receber os três lados de um triângulo como parâmetros (</w:t>
+        <w:t xml:space="preserve"> que deverá calcular o salário final de um funcionário com base em uma gratificação fixa sobre o salário base.</w:t>
+      </w:r>
+    </w:p>
+    <w:p>
+      <w:pPr>
+        <w:pStyle w:val="NormalWeb"/>
+      </w:pPr>
+      <w:r>
+        <w:t>O componente deverá receber como parâmetro:</w:t>
+      </w:r>
+    </w:p>
+    <w:p>
+      <w:pPr>
+        <w:numPr>
+          <w:ilvl w:val="0"/>
+          <w:numId w:val="8"/>
+        </w:numPr>
+        <w:spacing w:before="100" w:beforeAutospacing="1" w:after="100" w:afterAutospacing="1"/>
+      </w:pPr>
+      <w:r>
+        <w:t xml:space="preserve">O valor do </w:t>
       </w:r>
       <w:r>
         <w:rPr>
           <w:rStyle w:val="Forte"/>
-          <w:color w:val="000000"/>
-          <w:sz w:val="28"/>
-          <w:szCs w:val="28"/>
-        </w:rPr>
-        <w:t>ladoA</w:t>
-      </w:r>
-      <w:r>
-        <w:rPr>
-          <w:color w:val="000000"/>
-          <w:sz w:val="28"/>
-          <w:szCs w:val="28"/>
-        </w:rPr>
-        <w:t xml:space="preserve">, </w:t>
+        </w:rPr>
+        <w:t>salário base</w:t>
+      </w:r>
+      <w:r>
+        <w:t xml:space="preserve"> do funcionário. </w:t>
+      </w:r>
+    </w:p>
+    <w:p>
+      <w:pPr>
+        <w:pStyle w:val="NormalWeb"/>
+      </w:pPr>
+      <w:r>
+        <w:t xml:space="preserve">Considere que a empresa concede uma </w:t>
       </w:r>
       <w:r>
         <w:rPr>
           <w:rStyle w:val="Forte"/>
-          <w:color w:val="000000"/>
-          <w:sz w:val="28"/>
-          <w:szCs w:val="28"/>
-        </w:rPr>
-        <w:t>ladoB</w:t>
-      </w:r>
-      <w:r>
-        <w:rPr>
-          <w:color w:val="000000"/>
-          <w:sz w:val="28"/>
-          <w:szCs w:val="28"/>
-        </w:rPr>
-        <w:t xml:space="preserve"> e </w:t>
-      </w:r>
+        </w:rPr>
+        <w:t>gratificação de 8%</w:t>
+      </w:r>
+      <w:r>
+        <w:t xml:space="preserve"> sobre o salário base.</w:t>
+      </w:r>
+    </w:p>
+    <w:p>
+      <w:pPr>
+        <w:pStyle w:val="NormalWeb"/>
+      </w:pPr>
+      <w:r>
+        <w:t>O componente deverá calcular:</w:t>
+      </w:r>
+      <w:bookmarkStart w:id="0" w:name="_GoBack"/>
+      <w:bookmarkEnd w:id="0"/>
+    </w:p>
+    <w:p>
+      <w:pPr>
+        <w:numPr>
+          <w:ilvl w:val="0"/>
+          <w:numId w:val="9"/>
+        </w:numPr>
+        <w:spacing w:before="100" w:beforeAutospacing="1" w:after="100" w:afterAutospacing="1"/>
+      </w:pPr>
+      <w:r>
+        <w:t xml:space="preserve">Valor da gratificação; </w:t>
+      </w:r>
+    </w:p>
+    <w:p>
+      <w:pPr>
+        <w:numPr>
+          <w:ilvl w:val="0"/>
+          <w:numId w:val="9"/>
+        </w:numPr>
+        <w:spacing w:before="100" w:beforeAutospacing="1" w:after="100" w:afterAutospacing="1"/>
+      </w:pPr>
+      <w:r>
+        <w:t xml:space="preserve">Salário final do funcionário, considerando o salário base somado à gratificação. </w:t>
+      </w:r>
+    </w:p>
+    <w:p>
+      <w:pPr>
+        <w:pStyle w:val="NormalWeb"/>
+      </w:pPr>
       <w:r>
         <w:rPr>
           <w:rStyle w:val="Forte"/>
-          <w:color w:val="000000"/>
-          <w:sz w:val="28"/>
-          <w:szCs w:val="28"/>
-        </w:rPr>
-        <w:t>ladoC</w:t>
-      </w:r>
-      <w:r>
-        <w:rPr>
-          <w:color w:val="000000"/>
-          <w:sz w:val="28"/>
-          <w:szCs w:val="28"/>
-        </w:rPr>
-        <w:t xml:space="preserve">) e verificar se eles formam um triângulo válido. Um triângulo é válido quando a soma de dois lados quaisquer é maior que o terceiro lado. Caso seja válido, classifique-o como: </w:t>
-      </w:r>
+        </w:rPr>
+        <w:t>Entrada:</w:t>
+      </w:r>
+    </w:p>
+    <w:p>
+      <w:pPr>
+        <w:numPr>
+          <w:ilvl w:val="0"/>
+          <w:numId w:val="10"/>
+        </w:numPr>
+        <w:spacing w:before="100" w:beforeAutospacing="1" w:after="100" w:afterAutospacing="1"/>
+      </w:pPr>
+      <w:r>
+        <w:t xml:space="preserve">Salário base: R$ 2.500,00 </w:t>
+      </w:r>
+    </w:p>
+    <w:p>
+      <w:pPr>
+        <w:pStyle w:val="NormalWeb"/>
+      </w:pPr>
       <w:r>
         <w:rPr>
           <w:rStyle w:val="Forte"/>
-          <w:color w:val="000000"/>
-          <w:sz w:val="28"/>
-          <w:szCs w:val="28"/>
-        </w:rPr>
-        <w:t>Equilátero</w:t>
-      </w:r>
-      <w:r>
-        <w:rPr>
-          <w:color w:val="000000"/>
-          <w:sz w:val="28"/>
-          <w:szCs w:val="28"/>
-        </w:rPr>
-        <w:t xml:space="preserve"> (os três lados iguais), </w:t>
-      </w:r>
-      <w:r>
-        <w:rPr>
-          <w:rStyle w:val="Forte"/>
-          <w:color w:val="000000"/>
-          <w:sz w:val="28"/>
-          <w:szCs w:val="28"/>
-        </w:rPr>
-        <w:t>Isósceles</w:t>
-      </w:r>
-      <w:r>
-        <w:rPr>
-          <w:color w:val="000000"/>
-          <w:sz w:val="28"/>
-          <w:szCs w:val="28"/>
-        </w:rPr>
-        <w:t xml:space="preserve"> (exatamente dois lados iguais) ou </w:t>
-      </w:r>
-      <w:r>
-        <w:rPr>
-          <w:rStyle w:val="Forte"/>
-          <w:color w:val="000000"/>
-          <w:sz w:val="28"/>
-          <w:szCs w:val="28"/>
-        </w:rPr>
-        <w:t>Escaleno</w:t>
-      </w:r>
-      <w:r>
-        <w:rPr>
-          <w:color w:val="000000"/>
-          <w:sz w:val="28"/>
-          <w:szCs w:val="28"/>
-        </w:rPr>
-        <w:t xml:space="preserve"> (todos os lados diferentes). Caso os lados não formem um triângulo válido, exiba uma mensagem de erro.</w:t>
-      </w:r>
-    </w:p>
-    <w:p>
-      <w:pPr>
-        <w:pStyle w:val="NormalWeb"/>
-        <w:rPr>
-          <w:color w:val="000000"/>
-          <w:sz w:val="28"/>
-          <w:szCs w:val="28"/>
-        </w:rPr>
-      </w:pPr>
-      <w:r>
-        <w:rPr>
-          <w:rStyle w:val="Forte"/>
-          <w:color w:val="000000"/>
-          <w:sz w:val="28"/>
-          <w:szCs w:val="28"/>
-        </w:rPr>
-        <w:t>Condições:</w:t>
-      </w:r>
-      <w:r>
-        <w:rPr>
-          <w:color w:val="000000"/>
-          <w:sz w:val="28"/>
-          <w:szCs w:val="28"/>
-        </w:rPr>
-        <w:t xml:space="preserve"> Triângulo válido: (A + B &gt; C) E (A + C &gt; B) E (B + C &gt; A). Equilátero: A = B = C. Isósceles: exatamente dois lados iguais. Escaleno: A ≠ B ≠ C.</w:t>
-      </w:r>
-    </w:p>
-    <w:p>
-      <w:pPr>
-        <w:pStyle w:val="NormalWeb"/>
-        <w:rPr>
-          <w:color w:val="000000"/>
-          <w:sz w:val="28"/>
-          <w:szCs w:val="28"/>
-        </w:rPr>
-      </w:pPr>
-      <w:r>
-        <w:rPr>
-          <w:rStyle w:val="Forte"/>
-          <w:color w:val="000000"/>
-          <w:sz w:val="28"/>
-          <w:szCs w:val="28"/>
-        </w:rPr>
-        <w:t>Exemplo de Saída:</w:t>
-      </w:r>
-      <w:r>
-        <w:rPr>
-          <w:color w:val="000000"/>
-          <w:sz w:val="28"/>
-          <w:szCs w:val="28"/>
-        </w:rPr>
-        <w:br/>
-        <w:t xml:space="preserve">Entrada: </w:t>
-      </w:r>
-      <w:r>
-        <w:rPr>
-          <w:rStyle w:val="Forte"/>
-          <w:color w:val="000000"/>
-          <w:sz w:val="28"/>
-          <w:szCs w:val="28"/>
-        </w:rPr>
-        <w:t xml:space="preserve">ladoA={5} ladoB={5} ladoC={5}</w:t>
-      </w:r>
-      <w:r>
-        <w:rPr>
-          <w:color w:val="000000"/>
-          <w:sz w:val="28"/>
-          <w:szCs w:val="28"/>
-        </w:rPr>
-        <w:t xml:space="preserve"> → Saída: "O triângulo de lados 5, 5 e 5 é Equilátero."</w:t>
-      </w:r>
-      <w:r>
-        <w:rPr>
-          <w:color w:val="000000"/>
-          <w:sz w:val="28"/>
-          <w:szCs w:val="28"/>
-        </w:rPr>
-        <w:br/>
-        <w:t xml:space="preserve">Entrada: </w:t>
-      </w:r>
-      <w:r>
-        <w:rPr>
-          <w:rStyle w:val="Forte"/>
-          <w:color w:val="000000"/>
-          <w:sz w:val="28"/>
-          <w:szCs w:val="28"/>
-        </w:rPr>
-        <w:t xml:space="preserve">ladoA={3} ladoB={4} ladoC={5}</w:t>
-      </w:r>
-      <w:r>
-        <w:rPr>
-          <w:color w:val="000000"/>
-          <w:sz w:val="28"/>
-          <w:szCs w:val="28"/>
-        </w:rPr>
-        <w:t xml:space="preserve"> → Saída: "O triângulo de lados 3, 4 e 5 é Escaleno."</w:t>
-      </w:r>
-      <w:r>
-        <w:rPr>
-          <w:color w:val="000000"/>
-          <w:sz w:val="28"/>
-          <w:szCs w:val="28"/>
-        </w:rPr>
-        <w:br/>
-        <w:t xml:space="preserve">Entrada: </w:t>
-      </w:r>
-      <w:r>
-        <w:rPr>
-          <w:rStyle w:val="Forte"/>
-          <w:color w:val="000000"/>
-          <w:sz w:val="28"/>
-          <w:szCs w:val="28"/>
-        </w:rPr>
-        <w:t xml:space="preserve">ladoA={1} ladoB={2} ladoC={10}</w:t>
-      </w:r>
-      <w:r>
-        <w:rPr>
-          <w:color w:val="000000"/>
-          <w:sz w:val="28"/>
-          <w:szCs w:val="28"/>
-        </w:rPr>
-        <w:t xml:space="preserve"> → Saída: "Os lados 1, 2 e 10 não formam um triângulo válido."</w:t>
-      </w:r>
-    </w:p>
-    <w:p>
-      <w:pPr>
-        <w:pStyle w:val="NormalWeb"/>
-        <w:rPr>
-          <w:color w:val="000000"/>
-          <w:sz w:val="28"/>
-          <w:szCs w:val="28"/>
-        </w:rPr>
-      </w:pPr>
-      <w:r>
-        <w:rPr>
-          <w:rStyle w:val="Forte"/>
-          <w:color w:val="000000"/>
-          <w:sz w:val="28"/>
-          <w:szCs w:val="28"/>
-        </w:rPr>
-        <w:t>Parâmetros:</w:t>
-      </w:r>
-    </w:p>
-    <w:tbl>
-      <w:tblPr>
-        <w:tblStyle w:val="Tabelacomgrade"/>
-        <w:tblW w:w="9360" w:type="dxa"/>
-        <w:tblLook w:val="04A0" w:firstRow="1" w:lastRow="0" w:firstColumn="1" w:lastColumn="0" w:noHBand="0" w:noVBand="1"/>
-      </w:tblPr>
-      <w:tblGrid>
-        <w:gridCol w:w="2340"/>
-        <w:gridCol w:w="2340"/>
-        <w:gridCol w:w="4680"/>
-      </w:tblGrid>
-      <w:tr>
-        <w:tc>
-          <w:tcPr>
-            <w:tcW w:w="2340" w:type="dxa"/>
-          </w:tcPr>
-          <w:p>
-            <w:pPr>
-              <w:pStyle w:val="NormalWeb"/>
-            </w:pPr>
-            <w:r>
-              <w:rPr>
-                <w:rStyle w:val="Forte"/>
-              </w:rPr>
-              <w:t>Parâmetro</w:t>
-            </w:r>
-          </w:p>
-        </w:tc>
-        <w:tc>
-          <w:tcPr>
-            <w:tcW w:w="2340" w:type="dxa"/>
-          </w:tcPr>
-          <w:p>
-            <w:pPr>
-              <w:pStyle w:val="NormalWeb"/>
-            </w:pPr>
-            <w:r>
-              <w:rPr>
-                <w:rStyle w:val="Forte"/>
-              </w:rPr>
-              <w:t>Tipo</w:t>
-            </w:r>
-          </w:p>
-        </w:tc>
-        <w:tc>
-          <w:tcPr>
-            <w:tcW w:w="4680" w:type="dxa"/>
-          </w:tcPr>
-          <w:p>
-            <w:pPr>
-              <w:pStyle w:val="NormalWeb"/>
-            </w:pPr>
-            <w:r>
-              <w:rPr>
-                <w:rStyle w:val="Forte"/>
-              </w:rPr>
-              <w:t>Descrição</w:t>
-            </w:r>
-          </w:p>
-        </w:tc>
-      </w:tr>
-      <w:tr>
-        <w:tc>
-          <w:tcPr>
-            <w:tcW w:w="2340" w:type="dxa"/>
-          </w:tcPr>
-          <w:p>
-            <w:pPr>
-              <w:pStyle w:val="NormalWeb"/>
-            </w:pPr>
-            <w:r>
-              <w:t>ladoA</w:t>
-            </w:r>
-          </w:p>
-        </w:tc>
-        <w:tc>
-          <w:tcPr>
-            <w:tcW w:w="2340" w:type="dxa"/>
-          </w:tcPr>
-          <w:p>
-            <w:pPr>
-              <w:pStyle w:val="NormalWeb"/>
-            </w:pPr>
-            <w:r>
-              <w:t>number</w:t>
-            </w:r>
-          </w:p>
-        </w:tc>
-        <w:tc>
-          <w:tcPr>
-            <w:tcW w:w="4680" w:type="dxa"/>
-          </w:tcPr>
-          <w:p>
-            <w:pPr>
-              <w:pStyle w:val="NormalWeb"/>
-            </w:pPr>
-            <w:r>
-              <w:t>Comprimento do primeiro lado do triângulo</w:t>
-            </w:r>
-          </w:p>
-        </w:tc>
-      </w:tr>
-      <w:tr>
-        <w:tc>
-          <w:tcPr>
-            <w:tcW w:w="2340" w:type="dxa"/>
-          </w:tcPr>
-          <w:p>
-            <w:pPr>
-              <w:pStyle w:val="NormalWeb"/>
-            </w:pPr>
-            <w:r>
-              <w:t>ladoB</w:t>
-            </w:r>
-          </w:p>
-        </w:tc>
-        <w:tc>
-          <w:tcPr>
-            <w:tcW w:w="2340" w:type="dxa"/>
-          </w:tcPr>
-          <w:p>
-            <w:pPr>
-              <w:pStyle w:val="NormalWeb"/>
-            </w:pPr>
-            <w:r>
-              <w:t>number</w:t>
-            </w:r>
-          </w:p>
-        </w:tc>
-        <w:tc>
-          <w:tcPr>
-            <w:tcW w:w="4680" w:type="dxa"/>
-          </w:tcPr>
-          <w:p>
-            <w:pPr>
-              <w:pStyle w:val="NormalWeb"/>
-            </w:pPr>
-            <w:r>
-              <w:t>Comprimento do segundo lado do triângulo</w:t>
-            </w:r>
-          </w:p>
-        </w:tc>
-      </w:tr>
-      <w:tr>
-        <w:tc>
-          <w:tcPr>
-            <w:tcW w:w="2340" w:type="dxa"/>
-          </w:tcPr>
-          <w:p>
-            <w:pPr>
-              <w:pStyle w:val="NormalWeb"/>
-            </w:pPr>
-            <w:r>
-              <w:t>ladoC</w:t>
-            </w:r>
-          </w:p>
-        </w:tc>
-        <w:tc>
-          <w:tcPr>
-            <w:tcW w:w="2340" w:type="dxa"/>
-          </w:tcPr>
-          <w:p>
-            <w:pPr>
-              <w:pStyle w:val="NormalWeb"/>
-            </w:pPr>
-            <w:r>
-              <w:t>number</w:t>
-            </w:r>
-          </w:p>
-        </w:tc>
-        <w:tc>
-          <w:tcPr>
-            <w:tcW w:w="4680" w:type="dxa"/>
-          </w:tcPr>
-          <w:p>
-            <w:pPr>
-              <w:pStyle w:val="NormalWeb"/>
-            </w:pPr>
-            <w:r>
-              <w:t>Comprimento do terceiro lado do triângulo</w:t>
-            </w:r>
-          </w:p>
-        </w:tc>
-      </w:tr>
-    </w:tbl>
-    <w:p>
-      <w:pPr>
-        <w:spacing w:before="200"/>
-      </w:pPr>
-    </w:p>
-    <w:p>
-      <w:pPr>
-        <w:spacing w:before="400"/>
-        <w:jc w:val="center"/>
-      </w:pPr>
-      <w:r>
-        <w:rPr>
-          <w:sz w:val="24"/>
-          <w:szCs w:val="24"/>
-        </w:rPr>
-        <w:t>---</w:t>
-      </w:r>
-    </w:p>
-    <w:p>
-      <w:pPr>
-        <w:jc w:val="center"/>
-      </w:pPr>
-      <w:r>
-        <w:rPr>
-          <w:i/>
-          <w:iCs/>
-          <w:sz w:val="22"/>
-          <w:szCs w:val="22"/>
-        </w:rPr>
-        <w:t>Bons estudos!</w:t>
+        </w:rPr>
+        <w:t>Cálculos:</w:t>
+      </w:r>
+    </w:p>
+    <w:p>
+      <w:pPr>
+        <w:numPr>
+          <w:ilvl w:val="0"/>
+          <w:numId w:val="11"/>
+        </w:numPr>
+        <w:spacing w:before="100" w:beforeAutospacing="1" w:after="100" w:afterAutospacing="1"/>
+      </w:pPr>
+      <w:r>
+        <w:t xml:space="preserve">Gratificação = 2.500 × 8% = R$ 200,00 </w:t>
+      </w:r>
+    </w:p>
+    <w:p>
+      <w:pPr>
+        <w:numPr>
+          <w:ilvl w:val="0"/>
+          <w:numId w:val="11"/>
+        </w:numPr>
+        <w:spacing w:before="100" w:beforeAutospacing="1" w:after="100" w:afterAutospacing="1"/>
+      </w:pPr>
+      <w:r>
+        <w:t xml:space="preserve">Salário final = 2.500 + 200 = R$ 2.700,00 </w:t>
+      </w:r>
+    </w:p>
+    <w:p>
+      <w:r>
+        <w:rPr>
+          <w:noProof/>
+        </w:rPr>
+        <w:drawing>
+          <wp:inline distT="0" distB="0" distL="0" distR="0" wp14:anchorId="3192F549" wp14:editId="6DD8B46E">
+            <wp:extent cx="5731510" cy="1005205"/>
+            <wp:effectExtent l="0" t="0" r="2540" b="4445"/>
+            <wp:docPr id="1" name="Imagem 1"/>
+            <wp:cNvGraphicFramePr>
+              <a:graphicFrameLocks xmlns:a="http://schemas.openxmlformats.org/drawingml/2006/main" noChangeAspect="1"/>
+            </wp:cNvGraphicFramePr>
+            <a:graphic xmlns:a="http://schemas.openxmlformats.org/drawingml/2006/main">
+              <a:graphicData uri="http://schemas.openxmlformats.org/drawingml/2006/picture">
+                <pic:pic xmlns:pic="http://schemas.openxmlformats.org/drawingml/2006/picture">
+                  <pic:nvPicPr>
+                    <pic:cNvPr id="1" name="F3C5A6A.tmp"/>
+                    <pic:cNvPicPr/>
+                  </pic:nvPicPr>
+                  <pic:blipFill>
+                    <a:blip r:embed="rId5">
+                      <a:extLst>
+                        <a:ext uri="{28A0092B-C50C-407E-A947-70E740481C1C}">
+                          <a14:useLocalDpi xmlns:a14="http://schemas.microsoft.com/office/drawing/2010/main" val="0"/>
+                        </a:ext>
+                      </a:extLst>
+                    </a:blip>
+                    <a:stretch>
+                      <a:fillRect/>
+                    </a:stretch>
+                  </pic:blipFill>
+                  <pic:spPr>
+                    <a:xfrm>
+                      <a:off x="0" y="0"/>
+                      <a:ext cx="5731510" cy="1005205"/>
+                    </a:xfrm>
+                    <a:prstGeom prst="rect">
+                      <a:avLst/>
+                    </a:prstGeom>
+                  </pic:spPr>
+                </pic:pic>
+              </a:graphicData>
+            </a:graphic>
+          </wp:inline>
+        </w:drawing>
       </w:r>
     </w:p>
     <w:sectPr>
@@ -3336,8 +2997,455 @@
 </file>
 
 <file path=word/numbering.xml><?xml version="1.0" encoding="utf-8"?>
-<w:numbering xmlns:wpc="http://schemas.microsoft.com/office/word/2010/wordprocessingCanvas" xmlns:cx="http://schemas.microsoft.com/office/drawing/2014/chartex" xmlns:cx1="http://schemas.microsoft.com/office/drawing/2015/9/8/chartex" xmlns:cx2="http://schemas.microsoft.com/office/drawing/2015/10/21/chartex" xmlns:cx3="http://schemas.microsoft.com/office/drawing/2016/5/9/chartex" xmlns:cx4="http://schemas.microsoft.com/office/drawing/2016/5/10/chartex" xmlns:cx5="http://schemas.microsoft.com/office/drawing/2016/5/11/chartex" xmlns:cx6="http://schemas.microsoft.com/office/drawing/2016/5/12/chartex" xmlns:cx7="http://schemas.microsoft.com/office/drawing/2016/5/13/chartex" xmlns:cx8="http://schemas.microsoft.com/office/drawing/2016/5/14/chartex" xmlns:mc="http://schemas.openxmlformats.org/markup-compatibility/2006" xmlns:aink="http://schemas.microsoft.com/office/drawing/2016/ink" xmlns:am3d="http://schemas.microsoft.com/office/drawing/2017/model3d" xmlns:o="urn:schemas-microsoft-com:office:office" xmlns:oel="http://schemas.microsoft.com/office/2019/extlst" xmlns:r="http://schemas.openxmlformats.org/officeDocument/2006/relationships" xmlns:m="http://schemas.openxmlformats.org/officeDocument/2006/math" xmlns:v="urn:schemas-microsoft-com:vml" xmlns:wp14="http://schemas.microsoft.com/office/word/2010/wordprocessingDrawing" xmlns:wp="http://schemas.openxmlformats.org/drawingml/2006/wordprocessingDrawing" xmlns:w10="urn:schemas-microsoft-com:office:word" xmlns:w="http://schemas.openxmlformats.org/wordprocessingml/2006/main" xmlns:w14="http://schemas.microsoft.com/office/word/2010/wordml" xmlns:w15="http://schemas.microsoft.com/office/word/2012/wordml" xmlns:w16cex="http://schemas.microsoft.com/office/word/2018/wordml/cex" xmlns:w16cid="http://schemas.microsoft.com/office/word/2016/wordml/cid" xmlns:w16="http://schemas.microsoft.com/office/word/2018/wordml" xmlns:w16du="http://schemas.microsoft.com/office/word/2023/wordml/word16du" xmlns:w16sdtdh="http://schemas.microsoft.com/office/word/2020/wordml/sdtdatahash" xmlns:w16sdtfl="http://schemas.microsoft.com/office/word/2024/wordml/sdtformatlock" xmlns:w16se="http://schemas.microsoft.com/office/word/2015/wordml/symex" xmlns:wpg="http://schemas.microsoft.com/office/word/2010/wordprocessingGroup" xmlns:wpi="http://schemas.microsoft.com/office/word/2010/wordprocessingInk" xmlns:wne="http://schemas.microsoft.com/office/word/2006/wordml" xmlns:wps="http://schemas.microsoft.com/office/word/2010/wordprocessingShape" mc:Ignorable="w14 w15 w16se w16cid w16 w16cex w16sdtdh w16sdtfl w16du wp14">
+<w:numbering xmlns:wpc="http://schemas.microsoft.com/office/word/2010/wordprocessingCanvas" xmlns:cx="http://schemas.microsoft.com/office/drawing/2014/chartex" xmlns:cx1="http://schemas.microsoft.com/office/drawing/2015/9/8/chartex" xmlns:cx2="http://schemas.microsoft.com/office/drawing/2015/10/21/chartex" xmlns:cx3="http://schemas.microsoft.com/office/drawing/2016/5/9/chartex" xmlns:cx4="http://schemas.microsoft.com/office/drawing/2016/5/10/chartex" xmlns:cx5="http://schemas.microsoft.com/office/drawing/2016/5/11/chartex" xmlns:cx6="http://schemas.microsoft.com/office/drawing/2016/5/12/chartex" xmlns:cx7="http://schemas.microsoft.com/office/drawing/2016/5/13/chartex" xmlns:cx8="http://schemas.microsoft.com/office/drawing/2016/5/14/chartex" xmlns:mc="http://schemas.openxmlformats.org/markup-compatibility/2006" xmlns:aink="http://schemas.microsoft.com/office/drawing/2016/ink" xmlns:am3d="http://schemas.microsoft.com/office/drawing/2017/model3d" xmlns:o="urn:schemas-microsoft-com:office:office" xmlns:r="http://schemas.openxmlformats.org/officeDocument/2006/relationships" xmlns:m="http://schemas.openxmlformats.org/officeDocument/2006/math" xmlns:v="urn:schemas-microsoft-com:vml" xmlns:wp14="http://schemas.microsoft.com/office/word/2010/wordprocessingDrawing" xmlns:wp="http://schemas.openxmlformats.org/drawingml/2006/wordprocessingDrawing" xmlns:w10="urn:schemas-microsoft-com:office:word" xmlns:w="http://schemas.openxmlformats.org/wordprocessingml/2006/main" xmlns:w14="http://schemas.microsoft.com/office/word/2010/wordml" xmlns:w15="http://schemas.microsoft.com/office/word/2012/wordml" xmlns:w16cid="http://schemas.microsoft.com/office/word/2016/wordml/cid" xmlns:w16se="http://schemas.microsoft.com/office/word/2015/wordml/symex" xmlns:wpg="http://schemas.microsoft.com/office/word/2010/wordprocessingGroup" xmlns:wpi="http://schemas.microsoft.com/office/word/2010/wordprocessingInk" xmlns:wne="http://schemas.microsoft.com/office/word/2006/wordml" xmlns:wps="http://schemas.microsoft.com/office/word/2010/wordprocessingShape" mc:Ignorable="w14 w15 w16se w16cid wp14">
   <w:abstractNum w:abstractNumId="0" w15:restartNumberingAfterBreak="0">
+    <w:nsid w:val="02E9535B"/>
+    <w:multiLevelType w:val="multilevel"/>
+    <w:tmpl w:val="2800D068"/>
+    <w:lvl w:ilvl="0">
+      <w:start w:val="1"/>
+      <w:numFmt w:val="bullet"/>
+      <w:lvlText w:val=""/>
+      <w:lvlJc w:val="left"/>
+      <w:pPr>
+        <w:tabs>
+          <w:tab w:val="num" w:pos="720"/>
+        </w:tabs>
+        <w:ind w:left="720" w:hanging="360"/>
+      </w:pPr>
+      <w:rPr>
+        <w:rFonts w:ascii="Symbol" w:hAnsi="Symbol" w:hint="default"/>
+        <w:sz w:val="20"/>
+      </w:rPr>
+    </w:lvl>
+    <w:lvl w:ilvl="1" w:tentative="1">
+      <w:start w:val="1"/>
+      <w:numFmt w:val="bullet"/>
+      <w:lvlText w:val="o"/>
+      <w:lvlJc w:val="left"/>
+      <w:pPr>
+        <w:tabs>
+          <w:tab w:val="num" w:pos="1440"/>
+        </w:tabs>
+        <w:ind w:left="1440" w:hanging="360"/>
+      </w:pPr>
+      <w:rPr>
+        <w:rFonts w:ascii="Courier New" w:hAnsi="Courier New" w:hint="default"/>
+        <w:sz w:val="20"/>
+      </w:rPr>
+    </w:lvl>
+    <w:lvl w:ilvl="2" w:tentative="1">
+      <w:start w:val="1"/>
+      <w:numFmt w:val="bullet"/>
+      <w:lvlText w:val=""/>
+      <w:lvlJc w:val="left"/>
+      <w:pPr>
+        <w:tabs>
+          <w:tab w:val="num" w:pos="2160"/>
+        </w:tabs>
+        <w:ind w:left="2160" w:hanging="360"/>
+      </w:pPr>
+      <w:rPr>
+        <w:rFonts w:ascii="Wingdings" w:hAnsi="Wingdings" w:hint="default"/>
+        <w:sz w:val="20"/>
+      </w:rPr>
+    </w:lvl>
+    <w:lvl w:ilvl="3" w:tentative="1">
+      <w:start w:val="1"/>
+      <w:numFmt w:val="bullet"/>
+      <w:lvlText w:val=""/>
+      <w:lvlJc w:val="left"/>
+      <w:pPr>
+        <w:tabs>
+          <w:tab w:val="num" w:pos="2880"/>
+        </w:tabs>
+        <w:ind w:left="2880" w:hanging="360"/>
+      </w:pPr>
+      <w:rPr>
+        <w:rFonts w:ascii="Wingdings" w:hAnsi="Wingdings" w:hint="default"/>
+        <w:sz w:val="20"/>
+      </w:rPr>
+    </w:lvl>
+    <w:lvl w:ilvl="4" w:tentative="1">
+      <w:start w:val="1"/>
+      <w:numFmt w:val="bullet"/>
+      <w:lvlText w:val=""/>
+      <w:lvlJc w:val="left"/>
+      <w:pPr>
+        <w:tabs>
+          <w:tab w:val="num" w:pos="3600"/>
+        </w:tabs>
+        <w:ind w:left="3600" w:hanging="360"/>
+      </w:pPr>
+      <w:rPr>
+        <w:rFonts w:ascii="Wingdings" w:hAnsi="Wingdings" w:hint="default"/>
+        <w:sz w:val="20"/>
+      </w:rPr>
+    </w:lvl>
+    <w:lvl w:ilvl="5" w:tentative="1">
+      <w:start w:val="1"/>
+      <w:numFmt w:val="bullet"/>
+      <w:lvlText w:val=""/>
+      <w:lvlJc w:val="left"/>
+      <w:pPr>
+        <w:tabs>
+          <w:tab w:val="num" w:pos="4320"/>
+        </w:tabs>
+        <w:ind w:left="4320" w:hanging="360"/>
+      </w:pPr>
+      <w:rPr>
+        <w:rFonts w:ascii="Wingdings" w:hAnsi="Wingdings" w:hint="default"/>
+        <w:sz w:val="20"/>
+      </w:rPr>
+    </w:lvl>
+    <w:lvl w:ilvl="6" w:tentative="1">
+      <w:start w:val="1"/>
+      <w:numFmt w:val="bullet"/>
+      <w:lvlText w:val=""/>
+      <w:lvlJc w:val="left"/>
+      <w:pPr>
+        <w:tabs>
+          <w:tab w:val="num" w:pos="5040"/>
+        </w:tabs>
+        <w:ind w:left="5040" w:hanging="360"/>
+      </w:pPr>
+      <w:rPr>
+        <w:rFonts w:ascii="Wingdings" w:hAnsi="Wingdings" w:hint="default"/>
+        <w:sz w:val="20"/>
+      </w:rPr>
+    </w:lvl>
+    <w:lvl w:ilvl="7" w:tentative="1">
+      <w:start w:val="1"/>
+      <w:numFmt w:val="bullet"/>
+      <w:lvlText w:val=""/>
+      <w:lvlJc w:val="left"/>
+      <w:pPr>
+        <w:tabs>
+          <w:tab w:val="num" w:pos="5760"/>
+        </w:tabs>
+        <w:ind w:left="5760" w:hanging="360"/>
+      </w:pPr>
+      <w:rPr>
+        <w:rFonts w:ascii="Wingdings" w:hAnsi="Wingdings" w:hint="default"/>
+        <w:sz w:val="20"/>
+      </w:rPr>
+    </w:lvl>
+    <w:lvl w:ilvl="8" w:tentative="1">
+      <w:start w:val="1"/>
+      <w:numFmt w:val="bullet"/>
+      <w:lvlText w:val=""/>
+      <w:lvlJc w:val="left"/>
+      <w:pPr>
+        <w:tabs>
+          <w:tab w:val="num" w:pos="6480"/>
+        </w:tabs>
+        <w:ind w:left="6480" w:hanging="360"/>
+      </w:pPr>
+      <w:rPr>
+        <w:rFonts w:ascii="Wingdings" w:hAnsi="Wingdings" w:hint="default"/>
+        <w:sz w:val="20"/>
+      </w:rPr>
+    </w:lvl>
+  </w:abstractNum>
+  <w:abstractNum w:abstractNumId="1" w15:restartNumberingAfterBreak="0">
+    <w:nsid w:val="1955122D"/>
+    <w:multiLevelType w:val="multilevel"/>
+    <w:tmpl w:val="17546F6A"/>
+    <w:lvl w:ilvl="0">
+      <w:start w:val="1"/>
+      <w:numFmt w:val="bullet"/>
+      <w:lvlText w:val=""/>
+      <w:lvlJc w:val="left"/>
+      <w:pPr>
+        <w:tabs>
+          <w:tab w:val="num" w:pos="720"/>
+        </w:tabs>
+        <w:ind w:left="720" w:hanging="360"/>
+      </w:pPr>
+      <w:rPr>
+        <w:rFonts w:ascii="Symbol" w:hAnsi="Symbol" w:hint="default"/>
+        <w:sz w:val="20"/>
+      </w:rPr>
+    </w:lvl>
+    <w:lvl w:ilvl="1" w:tentative="1">
+      <w:start w:val="1"/>
+      <w:numFmt w:val="bullet"/>
+      <w:lvlText w:val="o"/>
+      <w:lvlJc w:val="left"/>
+      <w:pPr>
+        <w:tabs>
+          <w:tab w:val="num" w:pos="1440"/>
+        </w:tabs>
+        <w:ind w:left="1440" w:hanging="360"/>
+      </w:pPr>
+      <w:rPr>
+        <w:rFonts w:ascii="Courier New" w:hAnsi="Courier New" w:hint="default"/>
+        <w:sz w:val="20"/>
+      </w:rPr>
+    </w:lvl>
+    <w:lvl w:ilvl="2" w:tentative="1">
+      <w:start w:val="1"/>
+      <w:numFmt w:val="bullet"/>
+      <w:lvlText w:val=""/>
+      <w:lvlJc w:val="left"/>
+      <w:pPr>
+        <w:tabs>
+          <w:tab w:val="num" w:pos="2160"/>
+        </w:tabs>
+        <w:ind w:left="2160" w:hanging="360"/>
+      </w:pPr>
+      <w:rPr>
+        <w:rFonts w:ascii="Wingdings" w:hAnsi="Wingdings" w:hint="default"/>
+        <w:sz w:val="20"/>
+      </w:rPr>
+    </w:lvl>
+    <w:lvl w:ilvl="3" w:tentative="1">
+      <w:start w:val="1"/>
+      <w:numFmt w:val="bullet"/>
+      <w:lvlText w:val=""/>
+      <w:lvlJc w:val="left"/>
+      <w:pPr>
+        <w:tabs>
+          <w:tab w:val="num" w:pos="2880"/>
+        </w:tabs>
+        <w:ind w:left="2880" w:hanging="360"/>
+      </w:pPr>
+      <w:rPr>
+        <w:rFonts w:ascii="Wingdings" w:hAnsi="Wingdings" w:hint="default"/>
+        <w:sz w:val="20"/>
+      </w:rPr>
+    </w:lvl>
+    <w:lvl w:ilvl="4" w:tentative="1">
+      <w:start w:val="1"/>
+      <w:numFmt w:val="bullet"/>
+      <w:lvlText w:val=""/>
+      <w:lvlJc w:val="left"/>
+      <w:pPr>
+        <w:tabs>
+          <w:tab w:val="num" w:pos="3600"/>
+        </w:tabs>
+        <w:ind w:left="3600" w:hanging="360"/>
+      </w:pPr>
+      <w:rPr>
+        <w:rFonts w:ascii="Wingdings" w:hAnsi="Wingdings" w:hint="default"/>
+        <w:sz w:val="20"/>
+      </w:rPr>
+    </w:lvl>
+    <w:lvl w:ilvl="5" w:tentative="1">
+      <w:start w:val="1"/>
+      <w:numFmt w:val="bullet"/>
+      <w:lvlText w:val=""/>
+      <w:lvlJc w:val="left"/>
+      <w:pPr>
+        <w:tabs>
+          <w:tab w:val="num" w:pos="4320"/>
+        </w:tabs>
+        <w:ind w:left="4320" w:hanging="360"/>
+      </w:pPr>
+      <w:rPr>
+        <w:rFonts w:ascii="Wingdings" w:hAnsi="Wingdings" w:hint="default"/>
+        <w:sz w:val="20"/>
+      </w:rPr>
+    </w:lvl>
+    <w:lvl w:ilvl="6" w:tentative="1">
+      <w:start w:val="1"/>
+      <w:numFmt w:val="bullet"/>
+      <w:lvlText w:val=""/>
+      <w:lvlJc w:val="left"/>
+      <w:pPr>
+        <w:tabs>
+          <w:tab w:val="num" w:pos="5040"/>
+        </w:tabs>
+        <w:ind w:left="5040" w:hanging="360"/>
+      </w:pPr>
+      <w:rPr>
+        <w:rFonts w:ascii="Wingdings" w:hAnsi="Wingdings" w:hint="default"/>
+        <w:sz w:val="20"/>
+      </w:rPr>
+    </w:lvl>
+    <w:lvl w:ilvl="7" w:tentative="1">
+      <w:start w:val="1"/>
+      <w:numFmt w:val="bullet"/>
+      <w:lvlText w:val=""/>
+      <w:lvlJc w:val="left"/>
+      <w:pPr>
+        <w:tabs>
+          <w:tab w:val="num" w:pos="5760"/>
+        </w:tabs>
+        <w:ind w:left="5760" w:hanging="360"/>
+      </w:pPr>
+      <w:rPr>
+        <w:rFonts w:ascii="Wingdings" w:hAnsi="Wingdings" w:hint="default"/>
+        <w:sz w:val="20"/>
+      </w:rPr>
+    </w:lvl>
+    <w:lvl w:ilvl="8" w:tentative="1">
+      <w:start w:val="1"/>
+      <w:numFmt w:val="bullet"/>
+      <w:lvlText w:val=""/>
+      <w:lvlJc w:val="left"/>
+      <w:pPr>
+        <w:tabs>
+          <w:tab w:val="num" w:pos="6480"/>
+        </w:tabs>
+        <w:ind w:left="6480" w:hanging="360"/>
+      </w:pPr>
+      <w:rPr>
+        <w:rFonts w:ascii="Wingdings" w:hAnsi="Wingdings" w:hint="default"/>
+        <w:sz w:val="20"/>
+      </w:rPr>
+    </w:lvl>
+  </w:abstractNum>
+  <w:abstractNum w:abstractNumId="2" w15:restartNumberingAfterBreak="0">
+    <w:nsid w:val="29696D1F"/>
+    <w:multiLevelType w:val="multilevel"/>
+    <w:tmpl w:val="FB4A0326"/>
+    <w:lvl w:ilvl="0">
+      <w:start w:val="1"/>
+      <w:numFmt w:val="bullet"/>
+      <w:lvlText w:val=""/>
+      <w:lvlJc w:val="left"/>
+      <w:pPr>
+        <w:tabs>
+          <w:tab w:val="num" w:pos="720"/>
+        </w:tabs>
+        <w:ind w:left="720" w:hanging="360"/>
+      </w:pPr>
+      <w:rPr>
+        <w:rFonts w:ascii="Symbol" w:hAnsi="Symbol" w:hint="default"/>
+        <w:sz w:val="20"/>
+      </w:rPr>
+    </w:lvl>
+    <w:lvl w:ilvl="1" w:tentative="1">
+      <w:start w:val="1"/>
+      <w:numFmt w:val="bullet"/>
+      <w:lvlText w:val="o"/>
+      <w:lvlJc w:val="left"/>
+      <w:pPr>
+        <w:tabs>
+          <w:tab w:val="num" w:pos="1440"/>
+        </w:tabs>
+        <w:ind w:left="1440" w:hanging="360"/>
+      </w:pPr>
+      <w:rPr>
+        <w:rFonts w:ascii="Courier New" w:hAnsi="Courier New" w:hint="default"/>
+        <w:sz w:val="20"/>
+      </w:rPr>
+    </w:lvl>
+    <w:lvl w:ilvl="2" w:tentative="1">
+      <w:start w:val="1"/>
+      <w:numFmt w:val="bullet"/>
+      <w:lvlText w:val=""/>
+      <w:lvlJc w:val="left"/>
+      <w:pPr>
+        <w:tabs>
+          <w:tab w:val="num" w:pos="2160"/>
+        </w:tabs>
+        <w:ind w:left="2160" w:hanging="360"/>
+      </w:pPr>
+      <w:rPr>
+        <w:rFonts w:ascii="Wingdings" w:hAnsi="Wingdings" w:hint="default"/>
+        <w:sz w:val="20"/>
+      </w:rPr>
+    </w:lvl>
+    <w:lvl w:ilvl="3" w:tentative="1">
+      <w:start w:val="1"/>
+      <w:numFmt w:val="bullet"/>
+      <w:lvlText w:val=""/>
+      <w:lvlJc w:val="left"/>
+      <w:pPr>
+        <w:tabs>
+          <w:tab w:val="num" w:pos="2880"/>
+        </w:tabs>
+        <w:ind w:left="2880" w:hanging="360"/>
+      </w:pPr>
+      <w:rPr>
+        <w:rFonts w:ascii="Wingdings" w:hAnsi="Wingdings" w:hint="default"/>
+        <w:sz w:val="20"/>
+      </w:rPr>
+    </w:lvl>
+    <w:lvl w:ilvl="4" w:tentative="1">
+      <w:start w:val="1"/>
+      <w:numFmt w:val="bullet"/>
+      <w:lvlText w:val=""/>
+      <w:lvlJc w:val="left"/>
+      <w:pPr>
+        <w:tabs>
+          <w:tab w:val="num" w:pos="3600"/>
+        </w:tabs>
+        <w:ind w:left="3600" w:hanging="360"/>
+      </w:pPr>
+      <w:rPr>
+        <w:rFonts w:ascii="Wingdings" w:hAnsi="Wingdings" w:hint="default"/>
+        <w:sz w:val="20"/>
+      </w:rPr>
+    </w:lvl>
+    <w:lvl w:ilvl="5" w:tentative="1">
+      <w:start w:val="1"/>
+      <w:numFmt w:val="bullet"/>
+      <w:lvlText w:val=""/>
+      <w:lvlJc w:val="left"/>
+      <w:pPr>
+        <w:tabs>
+          <w:tab w:val="num" w:pos="4320"/>
+        </w:tabs>
+        <w:ind w:left="4320" w:hanging="360"/>
+      </w:pPr>
+      <w:rPr>
+        <w:rFonts w:ascii="Wingdings" w:hAnsi="Wingdings" w:hint="default"/>
+        <w:sz w:val="20"/>
+      </w:rPr>
+    </w:lvl>
+    <w:lvl w:ilvl="6" w:tentative="1">
+      <w:start w:val="1"/>
+      <w:numFmt w:val="bullet"/>
+      <w:lvlText w:val=""/>
+      <w:lvlJc w:val="left"/>
+      <w:pPr>
+        <w:tabs>
+          <w:tab w:val="num" w:pos="5040"/>
+        </w:tabs>
+        <w:ind w:left="5040" w:hanging="360"/>
+      </w:pPr>
+      <w:rPr>
+        <w:rFonts w:ascii="Wingdings" w:hAnsi="Wingdings" w:hint="default"/>
+        <w:sz w:val="20"/>
+      </w:rPr>
+    </w:lvl>
+    <w:lvl w:ilvl="7" w:tentative="1">
+      <w:start w:val="1"/>
+      <w:numFmt w:val="bullet"/>
+      <w:lvlText w:val=""/>
+      <w:lvlJc w:val="left"/>
+      <w:pPr>
+        <w:tabs>
+          <w:tab w:val="num" w:pos="5760"/>
+        </w:tabs>
+        <w:ind w:left="5760" w:hanging="360"/>
+      </w:pPr>
+      <w:rPr>
+        <w:rFonts w:ascii="Wingdings" w:hAnsi="Wingdings" w:hint="default"/>
+        <w:sz w:val="20"/>
+      </w:rPr>
+    </w:lvl>
+    <w:lvl w:ilvl="8" w:tentative="1">
+      <w:start w:val="1"/>
+      <w:numFmt w:val="bullet"/>
+      <w:lvlText w:val=""/>
+      <w:lvlJc w:val="left"/>
+      <w:pPr>
+        <w:tabs>
+          <w:tab w:val="num" w:pos="6480"/>
+        </w:tabs>
+        <w:ind w:left="6480" w:hanging="360"/>
+      </w:pPr>
+      <w:rPr>
+        <w:rFonts w:ascii="Wingdings" w:hAnsi="Wingdings" w:hint="default"/>
+        <w:sz w:val="20"/>
+      </w:rPr>
+    </w:lvl>
+  </w:abstractNum>
+  <w:abstractNum w:abstractNumId="3" w15:restartNumberingAfterBreak="0">
     <w:nsid w:val="3BEC0441"/>
     <w:multiLevelType w:val="multilevel"/>
     <w:tmpl w:val="BFFCC642"/>
@@ -3486,7 +3594,603 @@
       </w:rPr>
     </w:lvl>
   </w:abstractNum>
-  <w:abstractNum w:abstractNumId="1" w15:restartNumberingAfterBreak="0">
+  <w:abstractNum w:abstractNumId="4" w15:restartNumberingAfterBreak="0">
+    <w:nsid w:val="40B5218B"/>
+    <w:multiLevelType w:val="multilevel"/>
+    <w:tmpl w:val="EE98FE10"/>
+    <w:lvl w:ilvl="0">
+      <w:start w:val="1"/>
+      <w:numFmt w:val="bullet"/>
+      <w:lvlText w:val=""/>
+      <w:lvlJc w:val="left"/>
+      <w:pPr>
+        <w:tabs>
+          <w:tab w:val="num" w:pos="720"/>
+        </w:tabs>
+        <w:ind w:left="720" w:hanging="360"/>
+      </w:pPr>
+      <w:rPr>
+        <w:rFonts w:ascii="Symbol" w:hAnsi="Symbol" w:hint="default"/>
+        <w:sz w:val="20"/>
+      </w:rPr>
+    </w:lvl>
+    <w:lvl w:ilvl="1" w:tentative="1">
+      <w:start w:val="1"/>
+      <w:numFmt w:val="bullet"/>
+      <w:lvlText w:val="o"/>
+      <w:lvlJc w:val="left"/>
+      <w:pPr>
+        <w:tabs>
+          <w:tab w:val="num" w:pos="1440"/>
+        </w:tabs>
+        <w:ind w:left="1440" w:hanging="360"/>
+      </w:pPr>
+      <w:rPr>
+        <w:rFonts w:ascii="Courier New" w:hAnsi="Courier New" w:hint="default"/>
+        <w:sz w:val="20"/>
+      </w:rPr>
+    </w:lvl>
+    <w:lvl w:ilvl="2" w:tentative="1">
+      <w:start w:val="1"/>
+      <w:numFmt w:val="bullet"/>
+      <w:lvlText w:val=""/>
+      <w:lvlJc w:val="left"/>
+      <w:pPr>
+        <w:tabs>
+          <w:tab w:val="num" w:pos="2160"/>
+        </w:tabs>
+        <w:ind w:left="2160" w:hanging="360"/>
+      </w:pPr>
+      <w:rPr>
+        <w:rFonts w:ascii="Wingdings" w:hAnsi="Wingdings" w:hint="default"/>
+        <w:sz w:val="20"/>
+      </w:rPr>
+    </w:lvl>
+    <w:lvl w:ilvl="3" w:tentative="1">
+      <w:start w:val="1"/>
+      <w:numFmt w:val="bullet"/>
+      <w:lvlText w:val=""/>
+      <w:lvlJc w:val="left"/>
+      <w:pPr>
+        <w:tabs>
+          <w:tab w:val="num" w:pos="2880"/>
+        </w:tabs>
+        <w:ind w:left="2880" w:hanging="360"/>
+      </w:pPr>
+      <w:rPr>
+        <w:rFonts w:ascii="Wingdings" w:hAnsi="Wingdings" w:hint="default"/>
+        <w:sz w:val="20"/>
+      </w:rPr>
+    </w:lvl>
+    <w:lvl w:ilvl="4" w:tentative="1">
+      <w:start w:val="1"/>
+      <w:numFmt w:val="bullet"/>
+      <w:lvlText w:val=""/>
+      <w:lvlJc w:val="left"/>
+      <w:pPr>
+        <w:tabs>
+          <w:tab w:val="num" w:pos="3600"/>
+        </w:tabs>
+        <w:ind w:left="3600" w:hanging="360"/>
+      </w:pPr>
+      <w:rPr>
+        <w:rFonts w:ascii="Wingdings" w:hAnsi="Wingdings" w:hint="default"/>
+        <w:sz w:val="20"/>
+      </w:rPr>
+    </w:lvl>
+    <w:lvl w:ilvl="5" w:tentative="1">
+      <w:start w:val="1"/>
+      <w:numFmt w:val="bullet"/>
+      <w:lvlText w:val=""/>
+      <w:lvlJc w:val="left"/>
+      <w:pPr>
+        <w:tabs>
+          <w:tab w:val="num" w:pos="4320"/>
+        </w:tabs>
+        <w:ind w:left="4320" w:hanging="360"/>
+      </w:pPr>
+      <w:rPr>
+        <w:rFonts w:ascii="Wingdings" w:hAnsi="Wingdings" w:hint="default"/>
+        <w:sz w:val="20"/>
+      </w:rPr>
+    </w:lvl>
+    <w:lvl w:ilvl="6" w:tentative="1">
+      <w:start w:val="1"/>
+      <w:numFmt w:val="bullet"/>
+      <w:lvlText w:val=""/>
+      <w:lvlJc w:val="left"/>
+      <w:pPr>
+        <w:tabs>
+          <w:tab w:val="num" w:pos="5040"/>
+        </w:tabs>
+        <w:ind w:left="5040" w:hanging="360"/>
+      </w:pPr>
+      <w:rPr>
+        <w:rFonts w:ascii="Wingdings" w:hAnsi="Wingdings" w:hint="default"/>
+        <w:sz w:val="20"/>
+      </w:rPr>
+    </w:lvl>
+    <w:lvl w:ilvl="7" w:tentative="1">
+      <w:start w:val="1"/>
+      <w:numFmt w:val="bullet"/>
+      <w:lvlText w:val=""/>
+      <w:lvlJc w:val="left"/>
+      <w:pPr>
+        <w:tabs>
+          <w:tab w:val="num" w:pos="5760"/>
+        </w:tabs>
+        <w:ind w:left="5760" w:hanging="360"/>
+      </w:pPr>
+      <w:rPr>
+        <w:rFonts w:ascii="Wingdings" w:hAnsi="Wingdings" w:hint="default"/>
+        <w:sz w:val="20"/>
+      </w:rPr>
+    </w:lvl>
+    <w:lvl w:ilvl="8" w:tentative="1">
+      <w:start w:val="1"/>
+      <w:numFmt w:val="bullet"/>
+      <w:lvlText w:val=""/>
+      <w:lvlJc w:val="left"/>
+      <w:pPr>
+        <w:tabs>
+          <w:tab w:val="num" w:pos="6480"/>
+        </w:tabs>
+        <w:ind w:left="6480" w:hanging="360"/>
+      </w:pPr>
+      <w:rPr>
+        <w:rFonts w:ascii="Wingdings" w:hAnsi="Wingdings" w:hint="default"/>
+        <w:sz w:val="20"/>
+      </w:rPr>
+    </w:lvl>
+  </w:abstractNum>
+  <w:abstractNum w:abstractNumId="5" w15:restartNumberingAfterBreak="0">
+    <w:nsid w:val="4B66493E"/>
+    <w:multiLevelType w:val="multilevel"/>
+    <w:tmpl w:val="45E86636"/>
+    <w:lvl w:ilvl="0">
+      <w:start w:val="1"/>
+      <w:numFmt w:val="bullet"/>
+      <w:lvlText w:val=""/>
+      <w:lvlJc w:val="left"/>
+      <w:pPr>
+        <w:tabs>
+          <w:tab w:val="num" w:pos="720"/>
+        </w:tabs>
+        <w:ind w:left="720" w:hanging="360"/>
+      </w:pPr>
+      <w:rPr>
+        <w:rFonts w:ascii="Symbol" w:hAnsi="Symbol" w:hint="default"/>
+        <w:sz w:val="20"/>
+      </w:rPr>
+    </w:lvl>
+    <w:lvl w:ilvl="1" w:tentative="1">
+      <w:start w:val="1"/>
+      <w:numFmt w:val="bullet"/>
+      <w:lvlText w:val="o"/>
+      <w:lvlJc w:val="left"/>
+      <w:pPr>
+        <w:tabs>
+          <w:tab w:val="num" w:pos="1440"/>
+        </w:tabs>
+        <w:ind w:left="1440" w:hanging="360"/>
+      </w:pPr>
+      <w:rPr>
+        <w:rFonts w:ascii="Courier New" w:hAnsi="Courier New" w:hint="default"/>
+        <w:sz w:val="20"/>
+      </w:rPr>
+    </w:lvl>
+    <w:lvl w:ilvl="2" w:tentative="1">
+      <w:start w:val="1"/>
+      <w:numFmt w:val="bullet"/>
+      <w:lvlText w:val=""/>
+      <w:lvlJc w:val="left"/>
+      <w:pPr>
+        <w:tabs>
+          <w:tab w:val="num" w:pos="2160"/>
+        </w:tabs>
+        <w:ind w:left="2160" w:hanging="360"/>
+      </w:pPr>
+      <w:rPr>
+        <w:rFonts w:ascii="Wingdings" w:hAnsi="Wingdings" w:hint="default"/>
+        <w:sz w:val="20"/>
+      </w:rPr>
+    </w:lvl>
+    <w:lvl w:ilvl="3" w:tentative="1">
+      <w:start w:val="1"/>
+      <w:numFmt w:val="bullet"/>
+      <w:lvlText w:val=""/>
+      <w:lvlJc w:val="left"/>
+      <w:pPr>
+        <w:tabs>
+          <w:tab w:val="num" w:pos="2880"/>
+        </w:tabs>
+        <w:ind w:left="2880" w:hanging="360"/>
+      </w:pPr>
+      <w:rPr>
+        <w:rFonts w:ascii="Wingdings" w:hAnsi="Wingdings" w:hint="default"/>
+        <w:sz w:val="20"/>
+      </w:rPr>
+    </w:lvl>
+    <w:lvl w:ilvl="4" w:tentative="1">
+      <w:start w:val="1"/>
+      <w:numFmt w:val="bullet"/>
+      <w:lvlText w:val=""/>
+      <w:lvlJc w:val="left"/>
+      <w:pPr>
+        <w:tabs>
+          <w:tab w:val="num" w:pos="3600"/>
+        </w:tabs>
+        <w:ind w:left="3600" w:hanging="360"/>
+      </w:pPr>
+      <w:rPr>
+        <w:rFonts w:ascii="Wingdings" w:hAnsi="Wingdings" w:hint="default"/>
+        <w:sz w:val="20"/>
+      </w:rPr>
+    </w:lvl>
+    <w:lvl w:ilvl="5" w:tentative="1">
+      <w:start w:val="1"/>
+      <w:numFmt w:val="bullet"/>
+      <w:lvlText w:val=""/>
+      <w:lvlJc w:val="left"/>
+      <w:pPr>
+        <w:tabs>
+          <w:tab w:val="num" w:pos="4320"/>
+        </w:tabs>
+        <w:ind w:left="4320" w:hanging="360"/>
+      </w:pPr>
+      <w:rPr>
+        <w:rFonts w:ascii="Wingdings" w:hAnsi="Wingdings" w:hint="default"/>
+        <w:sz w:val="20"/>
+      </w:rPr>
+    </w:lvl>
+    <w:lvl w:ilvl="6" w:tentative="1">
+      <w:start w:val="1"/>
+      <w:numFmt w:val="bullet"/>
+      <w:lvlText w:val=""/>
+      <w:lvlJc w:val="left"/>
+      <w:pPr>
+        <w:tabs>
+          <w:tab w:val="num" w:pos="5040"/>
+        </w:tabs>
+        <w:ind w:left="5040" w:hanging="360"/>
+      </w:pPr>
+      <w:rPr>
+        <w:rFonts w:ascii="Wingdings" w:hAnsi="Wingdings" w:hint="default"/>
+        <w:sz w:val="20"/>
+      </w:rPr>
+    </w:lvl>
+    <w:lvl w:ilvl="7" w:tentative="1">
+      <w:start w:val="1"/>
+      <w:numFmt w:val="bullet"/>
+      <w:lvlText w:val=""/>
+      <w:lvlJc w:val="left"/>
+      <w:pPr>
+        <w:tabs>
+          <w:tab w:val="num" w:pos="5760"/>
+        </w:tabs>
+        <w:ind w:left="5760" w:hanging="360"/>
+      </w:pPr>
+      <w:rPr>
+        <w:rFonts w:ascii="Wingdings" w:hAnsi="Wingdings" w:hint="default"/>
+        <w:sz w:val="20"/>
+      </w:rPr>
+    </w:lvl>
+    <w:lvl w:ilvl="8" w:tentative="1">
+      <w:start w:val="1"/>
+      <w:numFmt w:val="bullet"/>
+      <w:lvlText w:val=""/>
+      <w:lvlJc w:val="left"/>
+      <w:pPr>
+        <w:tabs>
+          <w:tab w:val="num" w:pos="6480"/>
+        </w:tabs>
+        <w:ind w:left="6480" w:hanging="360"/>
+      </w:pPr>
+      <w:rPr>
+        <w:rFonts w:ascii="Wingdings" w:hAnsi="Wingdings" w:hint="default"/>
+        <w:sz w:val="20"/>
+      </w:rPr>
+    </w:lvl>
+  </w:abstractNum>
+  <w:abstractNum w:abstractNumId="6" w15:restartNumberingAfterBreak="0">
+    <w:nsid w:val="508A0E28"/>
+    <w:multiLevelType w:val="multilevel"/>
+    <w:tmpl w:val="6FE62814"/>
+    <w:lvl w:ilvl="0">
+      <w:start w:val="1"/>
+      <w:numFmt w:val="bullet"/>
+      <w:lvlText w:val=""/>
+      <w:lvlJc w:val="left"/>
+      <w:pPr>
+        <w:tabs>
+          <w:tab w:val="num" w:pos="720"/>
+        </w:tabs>
+        <w:ind w:left="720" w:hanging="360"/>
+      </w:pPr>
+      <w:rPr>
+        <w:rFonts w:ascii="Symbol" w:hAnsi="Symbol" w:hint="default"/>
+        <w:sz w:val="20"/>
+      </w:rPr>
+    </w:lvl>
+    <w:lvl w:ilvl="1" w:tentative="1">
+      <w:start w:val="1"/>
+      <w:numFmt w:val="bullet"/>
+      <w:lvlText w:val="o"/>
+      <w:lvlJc w:val="left"/>
+      <w:pPr>
+        <w:tabs>
+          <w:tab w:val="num" w:pos="1440"/>
+        </w:tabs>
+        <w:ind w:left="1440" w:hanging="360"/>
+      </w:pPr>
+      <w:rPr>
+        <w:rFonts w:ascii="Courier New" w:hAnsi="Courier New" w:hint="default"/>
+        <w:sz w:val="20"/>
+      </w:rPr>
+    </w:lvl>
+    <w:lvl w:ilvl="2" w:tentative="1">
+      <w:start w:val="1"/>
+      <w:numFmt w:val="bullet"/>
+      <w:lvlText w:val=""/>
+      <w:lvlJc w:val="left"/>
+      <w:pPr>
+        <w:tabs>
+          <w:tab w:val="num" w:pos="2160"/>
+        </w:tabs>
+        <w:ind w:left="2160" w:hanging="360"/>
+      </w:pPr>
+      <w:rPr>
+        <w:rFonts w:ascii="Wingdings" w:hAnsi="Wingdings" w:hint="default"/>
+        <w:sz w:val="20"/>
+      </w:rPr>
+    </w:lvl>
+    <w:lvl w:ilvl="3" w:tentative="1">
+      <w:start w:val="1"/>
+      <w:numFmt w:val="bullet"/>
+      <w:lvlText w:val=""/>
+      <w:lvlJc w:val="left"/>
+      <w:pPr>
+        <w:tabs>
+          <w:tab w:val="num" w:pos="2880"/>
+        </w:tabs>
+        <w:ind w:left="2880" w:hanging="360"/>
+      </w:pPr>
+      <w:rPr>
+        <w:rFonts w:ascii="Wingdings" w:hAnsi="Wingdings" w:hint="default"/>
+        <w:sz w:val="20"/>
+      </w:rPr>
+    </w:lvl>
+    <w:lvl w:ilvl="4" w:tentative="1">
+      <w:start w:val="1"/>
+      <w:numFmt w:val="bullet"/>
+      <w:lvlText w:val=""/>
+      <w:lvlJc w:val="left"/>
+      <w:pPr>
+        <w:tabs>
+          <w:tab w:val="num" w:pos="3600"/>
+        </w:tabs>
+        <w:ind w:left="3600" w:hanging="360"/>
+      </w:pPr>
+      <w:rPr>
+        <w:rFonts w:ascii="Wingdings" w:hAnsi="Wingdings" w:hint="default"/>
+        <w:sz w:val="20"/>
+      </w:rPr>
+    </w:lvl>
+    <w:lvl w:ilvl="5" w:tentative="1">
+      <w:start w:val="1"/>
+      <w:numFmt w:val="bullet"/>
+      <w:lvlText w:val=""/>
+      <w:lvlJc w:val="left"/>
+      <w:pPr>
+        <w:tabs>
+          <w:tab w:val="num" w:pos="4320"/>
+        </w:tabs>
+        <w:ind w:left="4320" w:hanging="360"/>
+      </w:pPr>
+      <w:rPr>
+        <w:rFonts w:ascii="Wingdings" w:hAnsi="Wingdings" w:hint="default"/>
+        <w:sz w:val="20"/>
+      </w:rPr>
+    </w:lvl>
+    <w:lvl w:ilvl="6" w:tentative="1">
+      <w:start w:val="1"/>
+      <w:numFmt w:val="bullet"/>
+      <w:lvlText w:val=""/>
+      <w:lvlJc w:val="left"/>
+      <w:pPr>
+        <w:tabs>
+          <w:tab w:val="num" w:pos="5040"/>
+        </w:tabs>
+        <w:ind w:left="5040" w:hanging="360"/>
+      </w:pPr>
+      <w:rPr>
+        <w:rFonts w:ascii="Wingdings" w:hAnsi="Wingdings" w:hint="default"/>
+        <w:sz w:val="20"/>
+      </w:rPr>
+    </w:lvl>
+    <w:lvl w:ilvl="7" w:tentative="1">
+      <w:start w:val="1"/>
+      <w:numFmt w:val="bullet"/>
+      <w:lvlText w:val=""/>
+      <w:lvlJc w:val="left"/>
+      <w:pPr>
+        <w:tabs>
+          <w:tab w:val="num" w:pos="5760"/>
+        </w:tabs>
+        <w:ind w:left="5760" w:hanging="360"/>
+      </w:pPr>
+      <w:rPr>
+        <w:rFonts w:ascii="Wingdings" w:hAnsi="Wingdings" w:hint="default"/>
+        <w:sz w:val="20"/>
+      </w:rPr>
+    </w:lvl>
+    <w:lvl w:ilvl="8" w:tentative="1">
+      <w:start w:val="1"/>
+      <w:numFmt w:val="bullet"/>
+      <w:lvlText w:val=""/>
+      <w:lvlJc w:val="left"/>
+      <w:pPr>
+        <w:tabs>
+          <w:tab w:val="num" w:pos="6480"/>
+        </w:tabs>
+        <w:ind w:left="6480" w:hanging="360"/>
+      </w:pPr>
+      <w:rPr>
+        <w:rFonts w:ascii="Wingdings" w:hAnsi="Wingdings" w:hint="default"/>
+        <w:sz w:val="20"/>
+      </w:rPr>
+    </w:lvl>
+  </w:abstractNum>
+  <w:abstractNum w:abstractNumId="7" w15:restartNumberingAfterBreak="0">
+    <w:nsid w:val="60CD6FA6"/>
+    <w:multiLevelType w:val="multilevel"/>
+    <w:tmpl w:val="0242121C"/>
+    <w:lvl w:ilvl="0">
+      <w:start w:val="1"/>
+      <w:numFmt w:val="bullet"/>
+      <w:lvlText w:val=""/>
+      <w:lvlJc w:val="left"/>
+      <w:pPr>
+        <w:tabs>
+          <w:tab w:val="num" w:pos="720"/>
+        </w:tabs>
+        <w:ind w:left="720" w:hanging="360"/>
+      </w:pPr>
+      <w:rPr>
+        <w:rFonts w:ascii="Symbol" w:hAnsi="Symbol" w:hint="default"/>
+        <w:sz w:val="20"/>
+      </w:rPr>
+    </w:lvl>
+    <w:lvl w:ilvl="1" w:tentative="1">
+      <w:start w:val="1"/>
+      <w:numFmt w:val="bullet"/>
+      <w:lvlText w:val="o"/>
+      <w:lvlJc w:val="left"/>
+      <w:pPr>
+        <w:tabs>
+          <w:tab w:val="num" w:pos="1440"/>
+        </w:tabs>
+        <w:ind w:left="1440" w:hanging="360"/>
+      </w:pPr>
+      <w:rPr>
+        <w:rFonts w:ascii="Courier New" w:hAnsi="Courier New" w:hint="default"/>
+        <w:sz w:val="20"/>
+      </w:rPr>
+    </w:lvl>
+    <w:lvl w:ilvl="2" w:tentative="1">
+      <w:start w:val="1"/>
+      <w:numFmt w:val="bullet"/>
+      <w:lvlText w:val=""/>
+      <w:lvlJc w:val="left"/>
+      <w:pPr>
+        <w:tabs>
+          <w:tab w:val="num" w:pos="2160"/>
+        </w:tabs>
+        <w:ind w:left="2160" w:hanging="360"/>
+      </w:pPr>
+      <w:rPr>
+        <w:rFonts w:ascii="Wingdings" w:hAnsi="Wingdings" w:hint="default"/>
+        <w:sz w:val="20"/>
+      </w:rPr>
+    </w:lvl>
+    <w:lvl w:ilvl="3" w:tentative="1">
+      <w:start w:val="1"/>
+      <w:numFmt w:val="bullet"/>
+      <w:lvlText w:val=""/>
+      <w:lvlJc w:val="left"/>
+      <w:pPr>
+        <w:tabs>
+          <w:tab w:val="num" w:pos="2880"/>
+        </w:tabs>
+        <w:ind w:left="2880" w:hanging="360"/>
+      </w:pPr>
+      <w:rPr>
+        <w:rFonts w:ascii="Wingdings" w:hAnsi="Wingdings" w:hint="default"/>
+        <w:sz w:val="20"/>
+      </w:rPr>
+    </w:lvl>
+    <w:lvl w:ilvl="4" w:tentative="1">
+      <w:start w:val="1"/>
+      <w:numFmt w:val="bullet"/>
+      <w:lvlText w:val=""/>
+      <w:lvlJc w:val="left"/>
+      <w:pPr>
+        <w:tabs>
+          <w:tab w:val="num" w:pos="3600"/>
+        </w:tabs>
+        <w:ind w:left="3600" w:hanging="360"/>
+      </w:pPr>
+      <w:rPr>
+        <w:rFonts w:ascii="Wingdings" w:hAnsi="Wingdings" w:hint="default"/>
+        <w:sz w:val="20"/>
+      </w:rPr>
+    </w:lvl>
+    <w:lvl w:ilvl="5" w:tentative="1">
+      <w:start w:val="1"/>
+      <w:numFmt w:val="bullet"/>
+      <w:lvlText w:val=""/>
+      <w:lvlJc w:val="left"/>
+      <w:pPr>
+        <w:tabs>
+          <w:tab w:val="num" w:pos="4320"/>
+        </w:tabs>
+        <w:ind w:left="4320" w:hanging="360"/>
+      </w:pPr>
+      <w:rPr>
+        <w:rFonts w:ascii="Wingdings" w:hAnsi="Wingdings" w:hint="default"/>
+        <w:sz w:val="20"/>
+      </w:rPr>
+    </w:lvl>
+    <w:lvl w:ilvl="6" w:tentative="1">
+      <w:start w:val="1"/>
+      <w:numFmt w:val="bullet"/>
+      <w:lvlText w:val=""/>
+      <w:lvlJc w:val="left"/>
+      <w:pPr>
+        <w:tabs>
+          <w:tab w:val="num" w:pos="5040"/>
+        </w:tabs>
+        <w:ind w:left="5040" w:hanging="360"/>
+      </w:pPr>
+      <w:rPr>
+        <w:rFonts w:ascii="Wingdings" w:hAnsi="Wingdings" w:hint="default"/>
+        <w:sz w:val="20"/>
+      </w:rPr>
+    </w:lvl>
+    <w:lvl w:ilvl="7" w:tentative="1">
+      <w:start w:val="1"/>
+      <w:numFmt w:val="bullet"/>
+      <w:lvlText w:val=""/>
+      <w:lvlJc w:val="left"/>
+      <w:pPr>
+        <w:tabs>
+          <w:tab w:val="num" w:pos="5760"/>
+        </w:tabs>
+        <w:ind w:left="5760" w:hanging="360"/>
+      </w:pPr>
+      <w:rPr>
+        <w:rFonts w:ascii="Wingdings" w:hAnsi="Wingdings" w:hint="default"/>
+        <w:sz w:val="20"/>
+      </w:rPr>
+    </w:lvl>
+    <w:lvl w:ilvl="8" w:tentative="1">
+      <w:start w:val="1"/>
+      <w:numFmt w:val="bullet"/>
+      <w:lvlText w:val=""/>
+      <w:lvlJc w:val="left"/>
+      <w:pPr>
+        <w:tabs>
+          <w:tab w:val="num" w:pos="6480"/>
+        </w:tabs>
+        <w:ind w:left="6480" w:hanging="360"/>
+      </w:pPr>
+      <w:rPr>
+        <w:rFonts w:ascii="Wingdings" w:hAnsi="Wingdings" w:hint="default"/>
+        <w:sz w:val="20"/>
+      </w:rPr>
+    </w:lvl>
+  </w:abstractNum>
+  <w:abstractNum w:abstractNumId="8" w15:restartNumberingAfterBreak="0">
     <w:nsid w:val="62720720"/>
     <w:multiLevelType w:val="hybridMultilevel"/>
     <w:tmpl w:val="14985FEA"/>
@@ -3572,7 +4276,7 @@
       </w:pPr>
     </w:lvl>
   </w:abstractNum>
-  <w:abstractNum w:abstractNumId="2" w15:restartNumberingAfterBreak="0">
+  <w:abstractNum w:abstractNumId="9" w15:restartNumberingAfterBreak="0">
     <w:nsid w:val="731A7C0B"/>
     <w:multiLevelType w:val="multilevel"/>
     <w:tmpl w:val="EF5EA40C"/>
@@ -3721,23 +4425,196 @@
       </w:rPr>
     </w:lvl>
   </w:abstractNum>
-  <w:num w:numId="1" w16cid:durableId="1139617173">
-    <w:abstractNumId w:val="1"/>
+  <w:abstractNum w:abstractNumId="10" w15:restartNumberingAfterBreak="0">
+    <w:nsid w:val="767D65D2"/>
+    <w:multiLevelType w:val="multilevel"/>
+    <w:tmpl w:val="C7908A26"/>
+    <w:lvl w:ilvl="0">
+      <w:start w:val="1"/>
+      <w:numFmt w:val="bullet"/>
+      <w:lvlText w:val=""/>
+      <w:lvlJc w:val="left"/>
+      <w:pPr>
+        <w:tabs>
+          <w:tab w:val="num" w:pos="720"/>
+        </w:tabs>
+        <w:ind w:left="720" w:hanging="360"/>
+      </w:pPr>
+      <w:rPr>
+        <w:rFonts w:ascii="Symbol" w:hAnsi="Symbol" w:hint="default"/>
+        <w:sz w:val="20"/>
+      </w:rPr>
+    </w:lvl>
+    <w:lvl w:ilvl="1" w:tentative="1">
+      <w:start w:val="1"/>
+      <w:numFmt w:val="bullet"/>
+      <w:lvlText w:val="o"/>
+      <w:lvlJc w:val="left"/>
+      <w:pPr>
+        <w:tabs>
+          <w:tab w:val="num" w:pos="1440"/>
+        </w:tabs>
+        <w:ind w:left="1440" w:hanging="360"/>
+      </w:pPr>
+      <w:rPr>
+        <w:rFonts w:ascii="Courier New" w:hAnsi="Courier New" w:hint="default"/>
+        <w:sz w:val="20"/>
+      </w:rPr>
+    </w:lvl>
+    <w:lvl w:ilvl="2" w:tentative="1">
+      <w:start w:val="1"/>
+      <w:numFmt w:val="bullet"/>
+      <w:lvlText w:val=""/>
+      <w:lvlJc w:val="left"/>
+      <w:pPr>
+        <w:tabs>
+          <w:tab w:val="num" w:pos="2160"/>
+        </w:tabs>
+        <w:ind w:left="2160" w:hanging="360"/>
+      </w:pPr>
+      <w:rPr>
+        <w:rFonts w:ascii="Wingdings" w:hAnsi="Wingdings" w:hint="default"/>
+        <w:sz w:val="20"/>
+      </w:rPr>
+    </w:lvl>
+    <w:lvl w:ilvl="3" w:tentative="1">
+      <w:start w:val="1"/>
+      <w:numFmt w:val="bullet"/>
+      <w:lvlText w:val=""/>
+      <w:lvlJc w:val="left"/>
+      <w:pPr>
+        <w:tabs>
+          <w:tab w:val="num" w:pos="2880"/>
+        </w:tabs>
+        <w:ind w:left="2880" w:hanging="360"/>
+      </w:pPr>
+      <w:rPr>
+        <w:rFonts w:ascii="Wingdings" w:hAnsi="Wingdings" w:hint="default"/>
+        <w:sz w:val="20"/>
+      </w:rPr>
+    </w:lvl>
+    <w:lvl w:ilvl="4" w:tentative="1">
+      <w:start w:val="1"/>
+      <w:numFmt w:val="bullet"/>
+      <w:lvlText w:val=""/>
+      <w:lvlJc w:val="left"/>
+      <w:pPr>
+        <w:tabs>
+          <w:tab w:val="num" w:pos="3600"/>
+        </w:tabs>
+        <w:ind w:left="3600" w:hanging="360"/>
+      </w:pPr>
+      <w:rPr>
+        <w:rFonts w:ascii="Wingdings" w:hAnsi="Wingdings" w:hint="default"/>
+        <w:sz w:val="20"/>
+      </w:rPr>
+    </w:lvl>
+    <w:lvl w:ilvl="5" w:tentative="1">
+      <w:start w:val="1"/>
+      <w:numFmt w:val="bullet"/>
+      <w:lvlText w:val=""/>
+      <w:lvlJc w:val="left"/>
+      <w:pPr>
+        <w:tabs>
+          <w:tab w:val="num" w:pos="4320"/>
+        </w:tabs>
+        <w:ind w:left="4320" w:hanging="360"/>
+      </w:pPr>
+      <w:rPr>
+        <w:rFonts w:ascii="Wingdings" w:hAnsi="Wingdings" w:hint="default"/>
+        <w:sz w:val="20"/>
+      </w:rPr>
+    </w:lvl>
+    <w:lvl w:ilvl="6" w:tentative="1">
+      <w:start w:val="1"/>
+      <w:numFmt w:val="bullet"/>
+      <w:lvlText w:val=""/>
+      <w:lvlJc w:val="left"/>
+      <w:pPr>
+        <w:tabs>
+          <w:tab w:val="num" w:pos="5040"/>
+        </w:tabs>
+        <w:ind w:left="5040" w:hanging="360"/>
+      </w:pPr>
+      <w:rPr>
+        <w:rFonts w:ascii="Wingdings" w:hAnsi="Wingdings" w:hint="default"/>
+        <w:sz w:val="20"/>
+      </w:rPr>
+    </w:lvl>
+    <w:lvl w:ilvl="7" w:tentative="1">
+      <w:start w:val="1"/>
+      <w:numFmt w:val="bullet"/>
+      <w:lvlText w:val=""/>
+      <w:lvlJc w:val="left"/>
+      <w:pPr>
+        <w:tabs>
+          <w:tab w:val="num" w:pos="5760"/>
+        </w:tabs>
+        <w:ind w:left="5760" w:hanging="360"/>
+      </w:pPr>
+      <w:rPr>
+        <w:rFonts w:ascii="Wingdings" w:hAnsi="Wingdings" w:hint="default"/>
+        <w:sz w:val="20"/>
+      </w:rPr>
+    </w:lvl>
+    <w:lvl w:ilvl="8" w:tentative="1">
+      <w:start w:val="1"/>
+      <w:numFmt w:val="bullet"/>
+      <w:lvlText w:val=""/>
+      <w:lvlJc w:val="left"/>
+      <w:pPr>
+        <w:tabs>
+          <w:tab w:val="num" w:pos="6480"/>
+        </w:tabs>
+        <w:ind w:left="6480" w:hanging="360"/>
+      </w:pPr>
+      <w:rPr>
+        <w:rFonts w:ascii="Wingdings" w:hAnsi="Wingdings" w:hint="default"/>
+        <w:sz w:val="20"/>
+      </w:rPr>
+    </w:lvl>
+  </w:abstractNum>
+  <w:num w:numId="1">
+    <w:abstractNumId w:val="8"/>
     <w:lvlOverride w:ilvl="0">
       <w:startOverride w:val="1"/>
     </w:lvlOverride>
   </w:num>
-  <w:num w:numId="2" w16cid:durableId="7217318">
+  <w:num w:numId="2">
+    <w:abstractNumId w:val="9"/>
+  </w:num>
+  <w:num w:numId="3">
+    <w:abstractNumId w:val="3"/>
+  </w:num>
+  <w:num w:numId="4">
+    <w:abstractNumId w:val="4"/>
+  </w:num>
+  <w:num w:numId="5">
+    <w:abstractNumId w:val="1"/>
+  </w:num>
+  <w:num w:numId="6">
+    <w:abstractNumId w:val="5"/>
+  </w:num>
+  <w:num w:numId="7">
+    <w:abstractNumId w:val="6"/>
+  </w:num>
+  <w:num w:numId="8">
+    <w:abstractNumId w:val="10"/>
+  </w:num>
+  <w:num w:numId="9">
     <w:abstractNumId w:val="2"/>
   </w:num>
-  <w:num w:numId="3" w16cid:durableId="799613900">
+  <w:num w:numId="10">
     <w:abstractNumId w:val="0"/>
+  </w:num>
+  <w:num w:numId="11">
+    <w:abstractNumId w:val="7"/>
   </w:num>
 </w:numbering>
 </file>
 
 <file path=word/styles.xml><?xml version="1.0" encoding="utf-8"?>
-<w:styles xmlns:mc="http://schemas.openxmlformats.org/markup-compatibility/2006" xmlns:r="http://schemas.openxmlformats.org/officeDocument/2006/relationships" xmlns:w="http://schemas.openxmlformats.org/wordprocessingml/2006/main" xmlns:w14="http://schemas.microsoft.com/office/word/2010/wordml" xmlns:w15="http://schemas.microsoft.com/office/word/2012/wordml" xmlns:w16cex="http://schemas.microsoft.com/office/word/2018/wordml/cex" xmlns:w16cid="http://schemas.microsoft.com/office/word/2016/wordml/cid" xmlns:w16="http://schemas.microsoft.com/office/word/2018/wordml" xmlns:w16du="http://schemas.microsoft.com/office/word/2023/wordml/word16du" xmlns:w16sdtdh="http://schemas.microsoft.com/office/word/2020/wordml/sdtdatahash" xmlns:w16sdtfl="http://schemas.microsoft.com/office/word/2024/wordml/sdtformatlock" xmlns:w16se="http://schemas.microsoft.com/office/word/2015/wordml/symex" mc:Ignorable="w14 w15 w16se w16cid w16 w16cex w16sdtdh w16sdtfl w16du">
+<w:styles xmlns:mc="http://schemas.openxmlformats.org/markup-compatibility/2006" xmlns:r="http://schemas.openxmlformats.org/officeDocument/2006/relationships" xmlns:w="http://schemas.openxmlformats.org/wordprocessingml/2006/main" xmlns:w14="http://schemas.microsoft.com/office/word/2010/wordml" xmlns:w15="http://schemas.microsoft.com/office/word/2012/wordml" xmlns:w16cid="http://schemas.microsoft.com/office/word/2016/wordml/cid" xmlns:w16se="http://schemas.microsoft.com/office/word/2015/wordml/symex" mc:Ignorable="w14 w15 w16se w16cid">
   <w:docDefaults>
     <w:rPrDefault>
       <w:rPr>
@@ -3747,7 +4624,7 @@
     </w:rPrDefault>
     <w:pPrDefault/>
   </w:docDefaults>
-  <w:latentStyles w:defLockedState="0" w:defUIPriority="99" w:defSemiHidden="0" w:defUnhideWhenUsed="0" w:defQFormat="0" w:count="376">
+  <w:latentStyles w:defLockedState="0" w:defUIPriority="99" w:defSemiHidden="0" w:defUnhideWhenUsed="0" w:defQFormat="0" w:count="375">
     <w:lsdException w:name="Normal" w:uiPriority="0" w:qFormat="1"/>
     <w:lsdException w:name="heading 1" w:uiPriority="9" w:qFormat="1"/>
     <w:lsdException w:name="heading 2" w:semiHidden="1" w:uiPriority="9" w:unhideWhenUsed="1" w:qFormat="1"/>
@@ -4123,7 +5000,6 @@
     <w:lsdException w:name="Smart Hyperlink" w:semiHidden="1" w:unhideWhenUsed="1"/>
     <w:lsdException w:name="Hashtag" w:semiHidden="1" w:unhideWhenUsed="1"/>
     <w:lsdException w:name="Unresolved Mention" w:semiHidden="1" w:unhideWhenUsed="1"/>
-    <w:lsdException w:name="Smart Link" w:semiHidden="1" w:unhideWhenUsed="1"/>
   </w:latentStyles>
   <w:style w:type="paragraph" w:default="1" w:styleId="Normal">
     <w:name w:val="Normal"/>
